--- a/Курсовая 3 модуль Юнити Митрофанов.docx
+++ b/Курсовая 3 модуль Юнити Митрофанов.docx
@@ -1,6 +1,6 @@
 
 <file path=word/document.xml><?xml version="1.0" encoding="utf-8"?>
-<w:document xmlns:wpc="http://schemas.microsoft.com/office/word/2010/wordprocessingCanvas" xmlns:cx="http://schemas.microsoft.com/office/drawing/2014/chartex" xmlns:cx1="http://schemas.microsoft.com/office/drawing/2015/9/8/chartex" xmlns:cx2="http://schemas.microsoft.com/office/drawing/2015/10/21/chartex" xmlns:cx3="http://schemas.microsoft.com/office/drawing/2016/5/9/chartex" xmlns:cx4="http://schemas.microsoft.com/office/drawing/2016/5/10/chartex" xmlns:cx5="http://schemas.microsoft.com/office/drawing/2016/5/11/chartex" xmlns:cx6="http://schemas.microsoft.com/office/drawing/2016/5/12/chartex" xmlns:cx7="http://schemas.microsoft.com/office/drawing/2016/5/13/chartex" xmlns:cx8="http://schemas.microsoft.com/office/drawing/2016/5/14/chartex" xmlns:mc="http://schemas.openxmlformats.org/markup-compatibility/2006" xmlns:aink="http://schemas.microsoft.com/office/drawing/2016/ink" xmlns:am3d="http://schemas.microsoft.com/office/drawing/2017/model3d" xmlns:o="urn:schemas-microsoft-com:office:office" xmlns:oel="http://schemas.microsoft.com/office/2019/extlst" xmlns:r="http://schemas.openxmlformats.org/officeDocument/2006/relationships" xmlns:m="http://schemas.openxmlformats.org/officeDocument/2006/math" xmlns:v="urn:schemas-microsoft-com:vml" xmlns:wp14="http://schemas.microsoft.com/office/word/2010/wordprocessingDrawing" xmlns:wp="http://schemas.openxmlformats.org/drawingml/2006/wordprocessingDrawing" xmlns:w10="urn:schemas-microsoft-com:office:word" xmlns:w="http://schemas.openxmlformats.org/wordprocessingml/2006/main" xmlns:w14="http://schemas.microsoft.com/office/word/2010/wordml" xmlns:w15="http://schemas.microsoft.com/office/word/2012/wordml" xmlns:w16cei="http://schemas.microsoft.com/office/word/2026/wordml/cei" xmlns:w16cex="http://schemas.microsoft.com/office/word/2018/wordml/cex" xmlns:w16cid="http://schemas.microsoft.com/office/word/2016/wordml/cid" xmlns:w16="http://schemas.microsoft.com/office/word/2018/wordml" xmlns:w16du="http://schemas.microsoft.com/office/word/2023/wordml/word16du" xmlns:w16sdtdh="http://schemas.microsoft.com/office/word/2020/wordml/sdtdatahash" xmlns:w16sdtfl="http://schemas.microsoft.com/office/word/2024/wordml/sdtformatlock" xmlns:w16se="http://schemas.microsoft.com/office/word/2015/wordml/symex" xmlns:wpg="http://schemas.microsoft.com/office/word/2010/wordprocessingGroup" xmlns:wpi="http://schemas.microsoft.com/office/word/2010/wordprocessingInk" xmlns:wne="http://schemas.microsoft.com/office/word/2006/wordml" xmlns:wps="http://schemas.microsoft.com/office/word/2010/wordprocessingShape" mc:Ignorable="w14 w15 w16se w16cid w16 w16cex w16sdtdh w16sdtfl w16du wp14">
+<w:document xmlns:wpc="http://schemas.microsoft.com/office/word/2010/wordprocessingCanvas" xmlns:cx="http://schemas.microsoft.com/office/drawing/2014/chartex" xmlns:cx1="http://schemas.microsoft.com/office/drawing/2015/9/8/chartex" xmlns:cx2="http://schemas.microsoft.com/office/drawing/2015/10/21/chartex" xmlns:cx3="http://schemas.microsoft.com/office/drawing/2016/5/9/chartex" xmlns:cx4="http://schemas.microsoft.com/office/drawing/2016/5/10/chartex" xmlns:cx5="http://schemas.microsoft.com/office/drawing/2016/5/11/chartex" xmlns:cx6="http://schemas.microsoft.com/office/drawing/2016/5/12/chartex" xmlns:cx7="http://schemas.microsoft.com/office/drawing/2016/5/13/chartex" xmlns:cx8="http://schemas.microsoft.com/office/drawing/2016/5/14/chartex" xmlns:mc="http://schemas.openxmlformats.org/markup-compatibility/2006" xmlns:aink="http://schemas.microsoft.com/office/drawing/2016/ink" xmlns:am3d="http://schemas.microsoft.com/office/drawing/2017/model3d" xmlns:o="urn:schemas-microsoft-com:office:office" xmlns:oel="http://schemas.microsoft.com/office/2019/extlst" xmlns:r="http://schemas.openxmlformats.org/officeDocument/2006/relationships" xmlns:m="http://schemas.openxmlformats.org/officeDocument/2006/math" xmlns:v="urn:schemas-microsoft-com:vml" xmlns:wp14="http://schemas.microsoft.com/office/word/2010/wordprocessingDrawing" xmlns:wp="http://schemas.openxmlformats.org/drawingml/2006/wordprocessingDrawing" xmlns:w10="urn:schemas-microsoft-com:office:word" xmlns:w="http://schemas.openxmlformats.org/wordprocessingml/2006/main" xmlns:w14="http://schemas.microsoft.com/office/word/2010/wordml" xmlns:w15="http://schemas.microsoft.com/office/word/2012/wordml" xmlns:w16cex="http://schemas.microsoft.com/office/word/2018/wordml/cex" xmlns:w16cid="http://schemas.microsoft.com/office/word/2016/wordml/cid" xmlns:w16="http://schemas.microsoft.com/office/word/2018/wordml" xmlns:w16du="http://schemas.microsoft.com/office/word/2023/wordml/word16du" xmlns:w16sdtdh="http://schemas.microsoft.com/office/word/2020/wordml/sdtdatahash" xmlns:w16sdtfl="http://schemas.microsoft.com/office/word/2024/wordml/sdtformatlock" xmlns:w16se="http://schemas.microsoft.com/office/word/2015/wordml/symex" xmlns:wpg="http://schemas.microsoft.com/office/word/2010/wordprocessingGroup" xmlns:wpi="http://schemas.microsoft.com/office/word/2010/wordprocessingInk" xmlns:wne="http://schemas.microsoft.com/office/word/2006/wordml" xmlns:wps="http://schemas.microsoft.com/office/word/2010/wordprocessingShape" mc:Ignorable="w14 w15 w16se w16cid w16 w16cex w16sdtdh w16sdtfl w16du wp14">
   <w:body>
     <w:p>
       <w:pPr>
@@ -477,12 +477,21 @@
           <w:szCs w:val="28"/>
         </w:rPr>
       </w:pPr>
-      <w:r>
-        <w:rPr>
-          <w:sz w:val="28"/>
-          <w:szCs w:val="28"/>
-        </w:rPr>
-        <w:t>Эмериди Иван Алексеевич</w:t>
+      <w:proofErr w:type="spellStart"/>
+      <w:r>
+        <w:rPr>
+          <w:sz w:val="28"/>
+          <w:szCs w:val="28"/>
+        </w:rPr>
+        <w:t>Эмериди</w:t>
+      </w:r>
+      <w:proofErr w:type="spellEnd"/>
+      <w:r>
+        <w:rPr>
+          <w:sz w:val="28"/>
+          <w:szCs w:val="28"/>
+        </w:rPr>
+        <w:t xml:space="preserve"> Иван Алексеевич</w:t>
       </w:r>
     </w:p>
     <w:p>
@@ -941,6 +950,15 @@
             </w:r>
             <w:r>
               <w:rPr>
+                <w:rStyle w:val="a5"/>
+                <w:noProof/>
+                <w:sz w:val="28"/>
+                <w:szCs w:val="28"/>
+              </w:rPr>
+              <w:t xml:space="preserve"> в игровой индустрии</w:t>
+            </w:r>
+            <w:r>
+              <w:rPr>
                 <w:noProof/>
                 <w:webHidden/>
                 <w:sz w:val="28"/>
@@ -955,51 +973,7 @@
                 <w:sz w:val="28"/>
                 <w:szCs w:val="28"/>
               </w:rPr>
-              <w:fldChar w:fldCharType="begin"/>
-            </w:r>
-            <w:r>
-              <w:rPr>
-                <w:noProof/>
-                <w:webHidden/>
-                <w:sz w:val="28"/>
-                <w:szCs w:val="28"/>
-              </w:rPr>
-              <w:instrText xml:space="preserve"> PAGEREF _Toc206749479 \h </w:instrText>
-            </w:r>
-            <w:r>
-              <w:rPr>
-                <w:noProof/>
-                <w:webHidden/>
-                <w:sz w:val="28"/>
-                <w:szCs w:val="28"/>
-              </w:rPr>
-            </w:r>
-            <w:r>
-              <w:rPr>
-                <w:noProof/>
-                <w:webHidden/>
-                <w:sz w:val="28"/>
-                <w:szCs w:val="28"/>
-              </w:rPr>
-              <w:fldChar w:fldCharType="separate"/>
-            </w:r>
-            <w:r>
-              <w:rPr>
-                <w:noProof/>
-                <w:webHidden/>
-                <w:sz w:val="28"/>
-                <w:szCs w:val="28"/>
-              </w:rPr>
-              <w:t>5</w:t>
-            </w:r>
-            <w:r>
-              <w:rPr>
-                <w:noProof/>
-                <w:webHidden/>
-                <w:sz w:val="28"/>
-                <w:szCs w:val="28"/>
-              </w:rPr>
-              <w:fldChar w:fldCharType="end"/>
+              <w:t>6</w:t>
             </w:r>
           </w:hyperlink>
         </w:p>
@@ -1027,26 +1001,16 @@
                 <w:sz w:val="28"/>
                 <w:szCs w:val="28"/>
               </w:rPr>
-              <w:t xml:space="preserve">1.4 Способы создания </w:t>
+              <w:t xml:space="preserve">1.4 </w:t>
             </w:r>
             <w:r>
               <w:rPr>
-                <w:rStyle w:val="a5"/>
-                <w:noProof/>
+                <w:bCs/>
                 <w:sz w:val="28"/>
                 <w:szCs w:val="28"/>
-                <w:lang w:val="en-US"/>
+                <w:lang w:val="ru-BY"/>
               </w:rPr>
-              <w:t>Discord</w:t>
-            </w:r>
-            <w:r>
-              <w:rPr>
-                <w:rStyle w:val="a5"/>
-                <w:noProof/>
-                <w:sz w:val="28"/>
-                <w:szCs w:val="28"/>
-              </w:rPr>
-              <w:t>-ботов сегодня</w:t>
+              <w:t>Способы и инструменты создания JRPG на Unity сегодня</w:t>
             </w:r>
             <w:r>
               <w:rPr>
@@ -1064,51 +1028,7 @@
                 <w:sz w:val="28"/>
                 <w:szCs w:val="28"/>
               </w:rPr>
-              <w:fldChar w:fldCharType="begin"/>
-            </w:r>
-            <w:r>
-              <w:rPr>
-                <w:noProof/>
-                <w:webHidden/>
-                <w:sz w:val="28"/>
-                <w:szCs w:val="28"/>
-              </w:rPr>
-              <w:instrText xml:space="preserve"> PAGEREF _Toc206749480 \h </w:instrText>
-            </w:r>
-            <w:r>
-              <w:rPr>
-                <w:noProof/>
-                <w:webHidden/>
-                <w:sz w:val="28"/>
-                <w:szCs w:val="28"/>
-              </w:rPr>
-            </w:r>
-            <w:r>
-              <w:rPr>
-                <w:noProof/>
-                <w:webHidden/>
-                <w:sz w:val="28"/>
-                <w:szCs w:val="28"/>
-              </w:rPr>
-              <w:fldChar w:fldCharType="separate"/>
-            </w:r>
-            <w:r>
-              <w:rPr>
-                <w:noProof/>
-                <w:webHidden/>
-                <w:sz w:val="28"/>
-                <w:szCs w:val="28"/>
-              </w:rPr>
-              <w:t>9</w:t>
-            </w:r>
-            <w:r>
-              <w:rPr>
-                <w:noProof/>
-                <w:webHidden/>
-                <w:sz w:val="28"/>
-                <w:szCs w:val="28"/>
-              </w:rPr>
-              <w:fldChar w:fldCharType="end"/>
+              <w:t>8</w:t>
             </w:r>
           </w:hyperlink>
         </w:p>
@@ -1154,51 +1074,7 @@
                 <w:sz w:val="28"/>
                 <w:szCs w:val="28"/>
               </w:rPr>
-              <w:fldChar w:fldCharType="begin"/>
-            </w:r>
-            <w:r>
-              <w:rPr>
-                <w:noProof/>
-                <w:webHidden/>
-                <w:sz w:val="28"/>
-                <w:szCs w:val="28"/>
-              </w:rPr>
-              <w:instrText xml:space="preserve"> PAGEREF _Toc206749481 \h </w:instrText>
-            </w:r>
-            <w:r>
-              <w:rPr>
-                <w:noProof/>
-                <w:webHidden/>
-                <w:sz w:val="28"/>
-                <w:szCs w:val="28"/>
-              </w:rPr>
-            </w:r>
-            <w:r>
-              <w:rPr>
-                <w:noProof/>
-                <w:webHidden/>
-                <w:sz w:val="28"/>
-                <w:szCs w:val="28"/>
-              </w:rPr>
-              <w:fldChar w:fldCharType="separate"/>
-            </w:r>
-            <w:r>
-              <w:rPr>
-                <w:noProof/>
-                <w:webHidden/>
-                <w:sz w:val="28"/>
-                <w:szCs w:val="28"/>
-              </w:rPr>
-              <w:t>11</w:t>
-            </w:r>
-            <w:r>
-              <w:rPr>
-                <w:noProof/>
-                <w:webHidden/>
-                <w:sz w:val="28"/>
-                <w:szCs w:val="28"/>
-              </w:rPr>
-              <w:fldChar w:fldCharType="end"/>
+              <w:t>10</w:t>
             </w:r>
           </w:hyperlink>
         </w:p>
@@ -1244,51 +1120,7 @@
                 <w:sz w:val="28"/>
                 <w:szCs w:val="28"/>
               </w:rPr>
-              <w:fldChar w:fldCharType="begin"/>
-            </w:r>
-            <w:r>
-              <w:rPr>
-                <w:noProof/>
-                <w:webHidden/>
-                <w:sz w:val="28"/>
-                <w:szCs w:val="28"/>
-              </w:rPr>
-              <w:instrText xml:space="preserve"> PAGEREF _Toc206749482 \h </w:instrText>
-            </w:r>
-            <w:r>
-              <w:rPr>
-                <w:noProof/>
-                <w:webHidden/>
-                <w:sz w:val="28"/>
-                <w:szCs w:val="28"/>
-              </w:rPr>
-            </w:r>
-            <w:r>
-              <w:rPr>
-                <w:noProof/>
-                <w:webHidden/>
-                <w:sz w:val="28"/>
-                <w:szCs w:val="28"/>
-              </w:rPr>
-              <w:fldChar w:fldCharType="separate"/>
-            </w:r>
-            <w:r>
-              <w:rPr>
-                <w:noProof/>
-                <w:webHidden/>
-                <w:sz w:val="28"/>
-                <w:szCs w:val="28"/>
-              </w:rPr>
-              <w:t>20</w:t>
-            </w:r>
-            <w:r>
-              <w:rPr>
-                <w:noProof/>
-                <w:webHidden/>
-                <w:sz w:val="28"/>
-                <w:szCs w:val="28"/>
-              </w:rPr>
-              <w:fldChar w:fldCharType="end"/>
+              <w:t>18</w:t>
             </w:r>
           </w:hyperlink>
         </w:p>
@@ -1334,51 +1166,7 @@
                 <w:sz w:val="28"/>
                 <w:szCs w:val="28"/>
               </w:rPr>
-              <w:fldChar w:fldCharType="begin"/>
-            </w:r>
-            <w:r>
-              <w:rPr>
-                <w:noProof/>
-                <w:webHidden/>
-                <w:sz w:val="28"/>
-                <w:szCs w:val="28"/>
-              </w:rPr>
-              <w:instrText xml:space="preserve"> PAGEREF _Toc206749483 \h </w:instrText>
-            </w:r>
-            <w:r>
-              <w:rPr>
-                <w:noProof/>
-                <w:webHidden/>
-                <w:sz w:val="28"/>
-                <w:szCs w:val="28"/>
-              </w:rPr>
-            </w:r>
-            <w:r>
-              <w:rPr>
-                <w:noProof/>
-                <w:webHidden/>
-                <w:sz w:val="28"/>
-                <w:szCs w:val="28"/>
-              </w:rPr>
-              <w:fldChar w:fldCharType="separate"/>
-            </w:r>
-            <w:r>
-              <w:rPr>
-                <w:noProof/>
-                <w:webHidden/>
-                <w:sz w:val="28"/>
-                <w:szCs w:val="28"/>
-              </w:rPr>
-              <w:t>21</w:t>
-            </w:r>
-            <w:r>
-              <w:rPr>
-                <w:noProof/>
-                <w:webHidden/>
-                <w:sz w:val="28"/>
-                <w:szCs w:val="28"/>
-              </w:rPr>
-              <w:fldChar w:fldCharType="end"/>
+              <w:t>20</w:t>
             </w:r>
           </w:hyperlink>
         </w:p>
@@ -1424,51 +1212,7 @@
                 <w:sz w:val="28"/>
                 <w:szCs w:val="28"/>
               </w:rPr>
-              <w:fldChar w:fldCharType="begin"/>
-            </w:r>
-            <w:r>
-              <w:rPr>
-                <w:noProof/>
-                <w:webHidden/>
-                <w:sz w:val="28"/>
-                <w:szCs w:val="28"/>
-              </w:rPr>
-              <w:instrText xml:space="preserve"> PAGEREF _Toc206749484 \h </w:instrText>
-            </w:r>
-            <w:r>
-              <w:rPr>
-                <w:noProof/>
-                <w:webHidden/>
-                <w:sz w:val="28"/>
-                <w:szCs w:val="28"/>
-              </w:rPr>
-            </w:r>
-            <w:r>
-              <w:rPr>
-                <w:noProof/>
-                <w:webHidden/>
-                <w:sz w:val="28"/>
-                <w:szCs w:val="28"/>
-              </w:rPr>
-              <w:fldChar w:fldCharType="separate"/>
-            </w:r>
-            <w:r>
-              <w:rPr>
-                <w:noProof/>
-                <w:webHidden/>
-                <w:sz w:val="28"/>
-                <w:szCs w:val="28"/>
-              </w:rPr>
-              <w:t>22</w:t>
-            </w:r>
-            <w:r>
-              <w:rPr>
-                <w:noProof/>
-                <w:webHidden/>
-                <w:sz w:val="28"/>
-                <w:szCs w:val="28"/>
-              </w:rPr>
-              <w:fldChar w:fldCharType="end"/>
+              <w:t>21</w:t>
             </w:r>
           </w:hyperlink>
         </w:p>
@@ -1514,51 +1258,7 @@
                 <w:sz w:val="28"/>
                 <w:szCs w:val="28"/>
               </w:rPr>
-              <w:fldChar w:fldCharType="begin"/>
-            </w:r>
-            <w:r>
-              <w:rPr>
-                <w:noProof/>
-                <w:webHidden/>
-                <w:sz w:val="28"/>
-                <w:szCs w:val="28"/>
-              </w:rPr>
-              <w:instrText xml:space="preserve"> PAGEREF _Toc206749485 \h </w:instrText>
-            </w:r>
-            <w:r>
-              <w:rPr>
-                <w:noProof/>
-                <w:webHidden/>
-                <w:sz w:val="28"/>
-                <w:szCs w:val="28"/>
-              </w:rPr>
-            </w:r>
-            <w:r>
-              <w:rPr>
-                <w:noProof/>
-                <w:webHidden/>
-                <w:sz w:val="28"/>
-                <w:szCs w:val="28"/>
-              </w:rPr>
-              <w:fldChar w:fldCharType="separate"/>
-            </w:r>
-            <w:r>
-              <w:rPr>
-                <w:noProof/>
-                <w:webHidden/>
-                <w:sz w:val="28"/>
-                <w:szCs w:val="28"/>
-              </w:rPr>
-              <w:t>23</w:t>
-            </w:r>
-            <w:r>
-              <w:rPr>
-                <w:noProof/>
-                <w:webHidden/>
-                <w:sz w:val="28"/>
-                <w:szCs w:val="28"/>
-              </w:rPr>
-              <w:fldChar w:fldCharType="end"/>
+              <w:t>22</w:t>
             </w:r>
           </w:hyperlink>
         </w:p>
@@ -1631,21 +1331,53 @@
           <w:sz w:val="30"/>
           <w:szCs w:val="30"/>
         </w:rPr>
-        <w:t>Разработка компьютерных игр является одним из наиболее актуальных и востребованных направлений в сфере информационных технологий. Игры объединяют в себе программирование, графику, дизайн, звук и пользовательский интерфейс, что делает процесс их создания комплексной и интересной задачей. В данной курсовой работе будет рассмотрен процесс разработки игры с использованием игрового движка Unity, изучены его основные возможности, инструменты и принципы работы. Особое внимание будет уделено этапам создания игрового проекта, разработке игров</w:t>
-      </w:r>
+        <w:t xml:space="preserve">Разработка компьютерных игр является одним из наиболее актуальных и востребованных направлений в сфере информационных технологий. Игры объединяют в себе программирование, графику, дизайн, звук и пользовательский интерфейс, что делает процесс их создания комплексной и интересной задачей. В данной курсовой работе будет рассмотрен процесс разработки игры с использованием игрового движка </w:t>
+      </w:r>
+      <w:proofErr w:type="spellStart"/>
       <w:r>
         <w:rPr>
           <w:sz w:val="30"/>
           <w:szCs w:val="30"/>
         </w:rPr>
-        <w:t>ых</w:t>
-      </w:r>
+        <w:t>Unity</w:t>
+      </w:r>
+      <w:proofErr w:type="spellEnd"/>
       <w:r>
         <w:rPr>
           <w:sz w:val="30"/>
           <w:szCs w:val="30"/>
         </w:rPr>
-        <w:t xml:space="preserve"> механик, настройке объектов и сцен, программированию взаимодействия между элементами игры, а также тестированию готового продукта. Целью работы является создание функциональной компьютерной игры и получение практических навыков разработки приложений в среде Unity.</w:t>
+        <w:t>, изучены его основные возможности, инструменты и принципы работы. Особое внимание будет уделено этапам создания игрового проекта, разработке игров</w:t>
+      </w:r>
+      <w:r>
+        <w:rPr>
+          <w:sz w:val="30"/>
+          <w:szCs w:val="30"/>
+        </w:rPr>
+        <w:t>ых</w:t>
+      </w:r>
+      <w:r>
+        <w:rPr>
+          <w:sz w:val="30"/>
+          <w:szCs w:val="30"/>
+        </w:rPr>
+        <w:t xml:space="preserve"> механик, настройке объектов и сцен, программированию взаимодействия между элементами игры, а также тестированию готового продукта. Целью работы является создание функциональной компьютерной игры и получение практических навыков разработки приложений в среде </w:t>
+      </w:r>
+      <w:proofErr w:type="spellStart"/>
+      <w:r>
+        <w:rPr>
+          <w:sz w:val="30"/>
+          <w:szCs w:val="30"/>
+        </w:rPr>
+        <w:t>Unity</w:t>
+      </w:r>
+      <w:proofErr w:type="spellEnd"/>
+      <w:r>
+        <w:rPr>
+          <w:sz w:val="30"/>
+          <w:szCs w:val="30"/>
+        </w:rPr>
+        <w:t>.</w:t>
       </w:r>
     </w:p>
     <w:p>
@@ -1733,7 +1465,43 @@
           <w:szCs w:val="28"/>
           <w:lang w:val="ru-BY"/>
         </w:rPr>
-        <w:t> — это комплексный процесс создания интерактивных приложений, сочетающий в себе программирование, геймдизайн, графическое искусство, работу со звуком и сценаристику. В центре этого процесса находится игровое программирование — написание кода, который управляет физикой игры, поведением искусственного интеллекта, пользовательским интерфейсом (UI), логикой игровых механик и взаимодействием игрока с виртуальным миром.</w:t>
+        <w:t xml:space="preserve"> — это комплексный процесс создания интерактивных приложений, сочетающий в себе программирование, </w:t>
+      </w:r>
+      <w:proofErr w:type="spellStart"/>
+      <w:r>
+        <w:rPr>
+          <w:sz w:val="28"/>
+          <w:szCs w:val="28"/>
+          <w:lang w:val="ru-BY"/>
+        </w:rPr>
+        <w:t>геймдизайн</w:t>
+      </w:r>
+      <w:proofErr w:type="spellEnd"/>
+      <w:r>
+        <w:rPr>
+          <w:sz w:val="28"/>
+          <w:szCs w:val="28"/>
+          <w:lang w:val="ru-BY"/>
+        </w:rPr>
+        <w:t xml:space="preserve">, графическое искусство, работу со звуком и </w:t>
+      </w:r>
+      <w:proofErr w:type="spellStart"/>
+      <w:r>
+        <w:rPr>
+          <w:sz w:val="28"/>
+          <w:szCs w:val="28"/>
+          <w:lang w:val="ru-BY"/>
+        </w:rPr>
+        <w:t>сценаристику</w:t>
+      </w:r>
+      <w:proofErr w:type="spellEnd"/>
+      <w:r>
+        <w:rPr>
+          <w:sz w:val="28"/>
+          <w:szCs w:val="28"/>
+          <w:lang w:val="ru-BY"/>
+        </w:rPr>
+        <w:t>. В центре этого процесса находится игровое программирование — написание кода, который управляет физикой игры, поведением искусственного интеллекта, пользовательским интерфейсом (UI), логикой игровых механик и взаимодействием игрока с виртуальным миром.</w:t>
       </w:r>
     </w:p>
     <w:p>
@@ -1753,7 +1521,25 @@
           <w:szCs w:val="28"/>
           <w:lang w:val="ru-BY"/>
         </w:rPr>
-        <w:t>Игровое программирование позволяет вдохнуть жизнь в статические ассеты (модели, текстуры, звуки), превращая их в единую интерактивную систему. В современном мире игровая индустрия превзошла по финансовым объемам кино</w:t>
+        <w:t xml:space="preserve">Игровое программирование позволяет вдохнуть жизнь в статические </w:t>
+      </w:r>
+      <w:proofErr w:type="spellStart"/>
+      <w:r>
+        <w:rPr>
+          <w:sz w:val="28"/>
+          <w:szCs w:val="28"/>
+          <w:lang w:val="ru-BY"/>
+        </w:rPr>
+        <w:t>ассеты</w:t>
+      </w:r>
+      <w:proofErr w:type="spellEnd"/>
+      <w:r>
+        <w:rPr>
+          <w:sz w:val="28"/>
+          <w:szCs w:val="28"/>
+          <w:lang w:val="ru-BY"/>
+        </w:rPr>
+        <w:t xml:space="preserve"> (модели, текстуры, звуки), превращая их в единую интерактивную систему. В современном мире игровая индустрия превзошла по финансовым объемам кино</w:t>
       </w:r>
       <w:r>
         <w:rPr>
@@ -1819,7 +1605,51 @@
           <w:szCs w:val="28"/>
           <w:lang w:val="ru-BY"/>
         </w:rPr>
-        <w:t>(Japanese Role-Playing Games)</w:t>
+        <w:t>(</w:t>
+      </w:r>
+      <w:proofErr w:type="spellStart"/>
+      <w:r>
+        <w:rPr>
+          <w:b/>
+          <w:bCs/>
+          <w:sz w:val="28"/>
+          <w:szCs w:val="28"/>
+          <w:lang w:val="ru-BY"/>
+        </w:rPr>
+        <w:t>Japanese</w:t>
+      </w:r>
+      <w:proofErr w:type="spellEnd"/>
+      <w:r>
+        <w:rPr>
+          <w:b/>
+          <w:bCs/>
+          <w:sz w:val="28"/>
+          <w:szCs w:val="28"/>
+          <w:lang w:val="ru-BY"/>
+        </w:rPr>
+        <w:t xml:space="preserve"> </w:t>
+      </w:r>
+      <w:proofErr w:type="spellStart"/>
+      <w:r>
+        <w:rPr>
+          <w:b/>
+          <w:bCs/>
+          <w:sz w:val="28"/>
+          <w:szCs w:val="28"/>
+          <w:lang w:val="ru-BY"/>
+        </w:rPr>
+        <w:t>Role-Playing</w:t>
+      </w:r>
+      <w:proofErr w:type="spellEnd"/>
+      <w:r>
+        <w:rPr>
+          <w:b/>
+          <w:bCs/>
+          <w:sz w:val="28"/>
+          <w:szCs w:val="28"/>
+          <w:lang w:val="ru-BY"/>
+        </w:rPr>
+        <w:t xml:space="preserve"> Games)</w:t>
       </w:r>
       <w:r>
         <w:rPr>
@@ -1874,7 +1704,25 @@
           <w:szCs w:val="28"/>
           <w:lang w:val="ru-BY"/>
         </w:rPr>
-        <w:t>При создании игровых систем на базе движка Unity используются различные методологии и стили написания кода. Правильный выбор парадигмы определяет гибкость архитектуры игры и простоту ее масштабирования.</w:t>
+        <w:t xml:space="preserve">При создании игровых систем на базе движка </w:t>
+      </w:r>
+      <w:proofErr w:type="spellStart"/>
+      <w:r>
+        <w:rPr>
+          <w:sz w:val="28"/>
+          <w:szCs w:val="28"/>
+          <w:lang w:val="ru-BY"/>
+        </w:rPr>
+        <w:t>Unity</w:t>
+      </w:r>
+      <w:proofErr w:type="spellEnd"/>
+      <w:r>
+        <w:rPr>
+          <w:sz w:val="28"/>
+          <w:szCs w:val="28"/>
+          <w:lang w:val="ru-BY"/>
+        </w:rPr>
+        <w:t xml:space="preserve"> используются различные методологии и стили написания кода. Правильный выбор парадигмы определяет гибкость архитектуры игры и простоту ее масштабирования.</w:t>
       </w:r>
     </w:p>
     <w:p>
@@ -1901,7 +1749,67 @@
           <w:lang w:val="ru-BY"/>
         </w:rPr>
         <w:lastRenderedPageBreak/>
-        <w:t>Объектно-ориентированное программирование (ООП) — фундаментальная методология в геймдеве. В JRPG всё строится на классах и наследовании: например, создается базовый класс Character (Персонаж), от которого наследуются классы Hero (Герой) и Enemy (Противник). Это позволяет повторно использовать код и структурировать логику игры.</w:t>
+        <w:t>Объектно-ориентированное программирование (ООП) — фундаментальная методология в геймдеве. В JRPG всё строится на классах и наследовании: например, создается базовый класс </w:t>
+      </w:r>
+      <w:proofErr w:type="spellStart"/>
+      <w:r>
+        <w:rPr>
+          <w:b w:val="0"/>
+          <w:sz w:val="28"/>
+          <w:szCs w:val="28"/>
+          <w:lang w:val="ru-BY"/>
+        </w:rPr>
+        <w:t>Character</w:t>
+      </w:r>
+      <w:proofErr w:type="spellEnd"/>
+      <w:r>
+        <w:rPr>
+          <w:b w:val="0"/>
+          <w:sz w:val="28"/>
+          <w:szCs w:val="28"/>
+          <w:lang w:val="ru-BY"/>
+        </w:rPr>
+        <w:t> (Персонаж), от которого наследуются классы </w:t>
+      </w:r>
+      <w:proofErr w:type="spellStart"/>
+      <w:r>
+        <w:rPr>
+          <w:b w:val="0"/>
+          <w:sz w:val="28"/>
+          <w:szCs w:val="28"/>
+          <w:lang w:val="ru-BY"/>
+        </w:rPr>
+        <w:t>Hero</w:t>
+      </w:r>
+      <w:proofErr w:type="spellEnd"/>
+      <w:r>
+        <w:rPr>
+          <w:b w:val="0"/>
+          <w:sz w:val="28"/>
+          <w:szCs w:val="28"/>
+          <w:lang w:val="ru-BY"/>
+        </w:rPr>
+        <w:t> (Герой) и </w:t>
+      </w:r>
+      <w:proofErr w:type="spellStart"/>
+      <w:r>
+        <w:rPr>
+          <w:b w:val="0"/>
+          <w:sz w:val="28"/>
+          <w:szCs w:val="28"/>
+          <w:lang w:val="ru-BY"/>
+        </w:rPr>
+        <w:t>Enemy</w:t>
+      </w:r>
+      <w:proofErr w:type="spellEnd"/>
+      <w:r>
+        <w:rPr>
+          <w:b w:val="0"/>
+          <w:sz w:val="28"/>
+          <w:szCs w:val="28"/>
+          <w:lang w:val="ru-BY"/>
+        </w:rPr>
+        <w:t> (Противник). Это позволяет повторно использовать код и структурировать логику игры.</w:t>
       </w:r>
     </w:p>
     <w:p>
@@ -1927,7 +1835,107 @@
           <w:szCs w:val="28"/>
           <w:lang w:val="ru-BY"/>
         </w:rPr>
-        <w:t>Компонентно-ориентированное программирование — базовая парадигма игрового движка Unity. Вместо создания сложных иерархий наследования игровые объекты (GameObject) создаются путем комбинирования независимых компонентов (например, к объекту персонажа прикрепляются компоненты Transform для движения, Animator для анимации и кастомный скрипт PlayerController для управления).</w:t>
+        <w:t xml:space="preserve">Компонентно-ориентированное программирование — базовая парадигма игрового движка </w:t>
+      </w:r>
+      <w:proofErr w:type="spellStart"/>
+      <w:r>
+        <w:rPr>
+          <w:b w:val="0"/>
+          <w:sz w:val="28"/>
+          <w:szCs w:val="28"/>
+          <w:lang w:val="ru-BY"/>
+        </w:rPr>
+        <w:t>Unity</w:t>
+      </w:r>
+      <w:proofErr w:type="spellEnd"/>
+      <w:r>
+        <w:rPr>
+          <w:b w:val="0"/>
+          <w:sz w:val="28"/>
+          <w:szCs w:val="28"/>
+          <w:lang w:val="ru-BY"/>
+        </w:rPr>
+        <w:t>. Вместо создания сложных иерархий наследования игровые объекты (</w:t>
+      </w:r>
+      <w:proofErr w:type="spellStart"/>
+      <w:r>
+        <w:rPr>
+          <w:b w:val="0"/>
+          <w:sz w:val="28"/>
+          <w:szCs w:val="28"/>
+          <w:lang w:val="ru-BY"/>
+        </w:rPr>
+        <w:t>GameObject</w:t>
+      </w:r>
+      <w:proofErr w:type="spellEnd"/>
+      <w:r>
+        <w:rPr>
+          <w:b w:val="0"/>
+          <w:sz w:val="28"/>
+          <w:szCs w:val="28"/>
+          <w:lang w:val="ru-BY"/>
+        </w:rPr>
+        <w:t>) создаются путем комбинирования независимых компонентов (например, к объекту персонажа прикрепляются компоненты </w:t>
+      </w:r>
+      <w:proofErr w:type="spellStart"/>
+      <w:r>
+        <w:rPr>
+          <w:b w:val="0"/>
+          <w:sz w:val="28"/>
+          <w:szCs w:val="28"/>
+          <w:lang w:val="ru-BY"/>
+        </w:rPr>
+        <w:t>Transform</w:t>
+      </w:r>
+      <w:proofErr w:type="spellEnd"/>
+      <w:r>
+        <w:rPr>
+          <w:b w:val="0"/>
+          <w:sz w:val="28"/>
+          <w:szCs w:val="28"/>
+          <w:lang w:val="ru-BY"/>
+        </w:rPr>
+        <w:t> для движения, </w:t>
+      </w:r>
+      <w:proofErr w:type="spellStart"/>
+      <w:r>
+        <w:rPr>
+          <w:b w:val="0"/>
+          <w:sz w:val="28"/>
+          <w:szCs w:val="28"/>
+          <w:lang w:val="ru-BY"/>
+        </w:rPr>
+        <w:t>Animator</w:t>
+      </w:r>
+      <w:proofErr w:type="spellEnd"/>
+      <w:r>
+        <w:rPr>
+          <w:b w:val="0"/>
+          <w:sz w:val="28"/>
+          <w:szCs w:val="28"/>
+          <w:lang w:val="ru-BY"/>
+        </w:rPr>
+        <w:t> для анимации и кастомный скрипт </w:t>
+      </w:r>
+      <w:proofErr w:type="spellStart"/>
+      <w:r>
+        <w:rPr>
+          <w:b w:val="0"/>
+          <w:sz w:val="28"/>
+          <w:szCs w:val="28"/>
+          <w:lang w:val="ru-BY"/>
+        </w:rPr>
+        <w:t>PlayerController</w:t>
+      </w:r>
+      <w:proofErr w:type="spellEnd"/>
+      <w:r>
+        <w:rPr>
+          <w:b w:val="0"/>
+          <w:sz w:val="28"/>
+          <w:szCs w:val="28"/>
+          <w:lang w:val="ru-BY"/>
+        </w:rPr>
+        <w:t> для управления).</w:t>
       </w:r>
     </w:p>
     <w:p>
@@ -1953,7 +1961,27 @@
           <w:szCs w:val="28"/>
           <w:lang w:val="ru-BY"/>
         </w:rPr>
-        <w:t>Событийно-ориентированное программирование — стиль, при котором выполнение программы определяется событиями (действиями пользователя, сигналами от других систем). Крайне важно для JRPG при создании боевых систем и интерфейса: например, когда у персонажа падает здоровье до нуля, вызывается событие OnDeath, на которое реагируют системы анимации, интерфейса боевого экрана и логики подсчета опыта.</w:t>
+        <w:t>Событийно-ориентированное программирование — стиль, при котором выполнение программы определяется событиями (действиями пользователя, сигналами от других систем). Крайне важно для JRPG при создании боевых систем и интерфейса: например, когда у персонажа падает здоровье до нуля, вызывается событие </w:t>
+      </w:r>
+      <w:proofErr w:type="spellStart"/>
+      <w:r>
+        <w:rPr>
+          <w:b w:val="0"/>
+          <w:sz w:val="28"/>
+          <w:szCs w:val="28"/>
+          <w:lang w:val="ru-BY"/>
+        </w:rPr>
+        <w:t>OnDeath</w:t>
+      </w:r>
+      <w:proofErr w:type="spellEnd"/>
+      <w:r>
+        <w:rPr>
+          <w:b w:val="0"/>
+          <w:sz w:val="28"/>
+          <w:szCs w:val="28"/>
+          <w:lang w:val="ru-BY"/>
+        </w:rPr>
+        <w:t>, на которое реагируют системы анимации, интерфейса боевого экрана и логики подсчета опыта.</w:t>
       </w:r>
     </w:p>
     <w:p>
@@ -2192,7 +2220,107 @@
           <w:szCs w:val="28"/>
           <w:lang w:val="ru-BY"/>
         </w:rPr>
-        <w:t>Архитектура ECS (Entity Component System) — современная парадигма (активно развиваемая в Unity через DOTS), которая разделяет данные (компоненты) и поведение (системы). Применяется в играх с необходимостью обработки тысяч активных объектов одновременно (например, в масштабных стратегиях), однако в классических JRPG чаще используется стандартный компонентный подход Unity (MonoBehaviour).</w:t>
+        <w:t>Архитектура ECS (</w:t>
+      </w:r>
+      <w:proofErr w:type="spellStart"/>
+      <w:r>
+        <w:rPr>
+          <w:b w:val="0"/>
+          <w:sz w:val="28"/>
+          <w:szCs w:val="28"/>
+          <w:lang w:val="ru-BY"/>
+        </w:rPr>
+        <w:t>Entity</w:t>
+      </w:r>
+      <w:proofErr w:type="spellEnd"/>
+      <w:r>
+        <w:rPr>
+          <w:b w:val="0"/>
+          <w:sz w:val="28"/>
+          <w:szCs w:val="28"/>
+          <w:lang w:val="ru-BY"/>
+        </w:rPr>
+        <w:t xml:space="preserve"> </w:t>
+      </w:r>
+      <w:proofErr w:type="spellStart"/>
+      <w:r>
+        <w:rPr>
+          <w:b w:val="0"/>
+          <w:sz w:val="28"/>
+          <w:szCs w:val="28"/>
+          <w:lang w:val="ru-BY"/>
+        </w:rPr>
+        <w:t>Component</w:t>
+      </w:r>
+      <w:proofErr w:type="spellEnd"/>
+      <w:r>
+        <w:rPr>
+          <w:b w:val="0"/>
+          <w:sz w:val="28"/>
+          <w:szCs w:val="28"/>
+          <w:lang w:val="ru-BY"/>
+        </w:rPr>
+        <w:t xml:space="preserve"> System) — современная парадигма (активно развиваемая в </w:t>
+      </w:r>
+      <w:proofErr w:type="spellStart"/>
+      <w:r>
+        <w:rPr>
+          <w:b w:val="0"/>
+          <w:sz w:val="28"/>
+          <w:szCs w:val="28"/>
+          <w:lang w:val="ru-BY"/>
+        </w:rPr>
+        <w:t>Unity</w:t>
+      </w:r>
+      <w:proofErr w:type="spellEnd"/>
+      <w:r>
+        <w:rPr>
+          <w:b w:val="0"/>
+          <w:sz w:val="28"/>
+          <w:szCs w:val="28"/>
+          <w:lang w:val="ru-BY"/>
+        </w:rPr>
+        <w:t xml:space="preserve"> через DOTS), которая разделяет данные (компоненты) и поведение (системы). Применяется в играх с необходимостью обработки тысяч активных объектов одновременно (например, в масштабных стратегиях), однако в классических JRPG чаще используется стандартный компонентный подход </w:t>
+      </w:r>
+      <w:proofErr w:type="spellStart"/>
+      <w:r>
+        <w:rPr>
+          <w:b w:val="0"/>
+          <w:sz w:val="28"/>
+          <w:szCs w:val="28"/>
+          <w:lang w:val="ru-BY"/>
+        </w:rPr>
+        <w:t>Unity</w:t>
+      </w:r>
+      <w:proofErr w:type="spellEnd"/>
+      <w:r>
+        <w:rPr>
+          <w:b w:val="0"/>
+          <w:sz w:val="28"/>
+          <w:szCs w:val="28"/>
+          <w:lang w:val="ru-BY"/>
+        </w:rPr>
+        <w:t xml:space="preserve"> (</w:t>
+      </w:r>
+      <w:proofErr w:type="spellStart"/>
+      <w:r>
+        <w:rPr>
+          <w:b w:val="0"/>
+          <w:sz w:val="28"/>
+          <w:szCs w:val="28"/>
+          <w:lang w:val="ru-BY"/>
+        </w:rPr>
+        <w:t>MonoBehaviour</w:t>
+      </w:r>
+      <w:proofErr w:type="spellEnd"/>
+      <w:r>
+        <w:rPr>
+          <w:b w:val="0"/>
+          <w:sz w:val="28"/>
+          <w:szCs w:val="28"/>
+          <w:lang w:val="ru-BY"/>
+        </w:rPr>
+        <w:t>).</w:t>
       </w:r>
     </w:p>
     <w:p>
@@ -2313,7 +2441,33 @@
           <w:highlight w:val="white"/>
           <w:lang w:val="ru-BY"/>
         </w:rPr>
-        <w:t>C# (C Sharp) — объектно-ориентированный язык программирования, являющийся основным и единственным официальным языком разработки в Unity.</w:t>
+        <w:t xml:space="preserve">C# (C Sharp) — объектно-ориентированный язык программирования, являющийся основным и единственным официальным языком разработки в </w:t>
+      </w:r>
+      <w:proofErr w:type="spellStart"/>
+      <w:r>
+        <w:rPr>
+          <w:b w:val="0"/>
+          <w:bCs/>
+          <w:color w:val="202122"/>
+          <w:sz w:val="28"/>
+          <w:szCs w:val="28"/>
+          <w:highlight w:val="white"/>
+          <w:lang w:val="ru-BY"/>
+        </w:rPr>
+        <w:t>Unity</w:t>
+      </w:r>
+      <w:proofErr w:type="spellEnd"/>
+      <w:r>
+        <w:rPr>
+          <w:b w:val="0"/>
+          <w:bCs/>
+          <w:color w:val="202122"/>
+          <w:sz w:val="28"/>
+          <w:szCs w:val="28"/>
+          <w:highlight w:val="white"/>
+          <w:lang w:val="ru-BY"/>
+        </w:rPr>
+        <w:t>.</w:t>
       </w:r>
     </w:p>
     <w:p>
@@ -2345,7 +2499,33 @@
           <w:highlight w:val="white"/>
           <w:lang w:val="ru-BY"/>
         </w:rPr>
-        <w:t>Применение: Написание всей игровой логики в Unity, создание скриптов поведения персонажей, систем инвентаря, диалогов и боевых расчетов для JRPG.</w:t>
+        <w:t xml:space="preserve">Применение: Написание всей игровой логики в </w:t>
+      </w:r>
+      <w:proofErr w:type="spellStart"/>
+      <w:r>
+        <w:rPr>
+          <w:b w:val="0"/>
+          <w:bCs/>
+          <w:color w:val="202122"/>
+          <w:sz w:val="28"/>
+          <w:szCs w:val="28"/>
+          <w:highlight w:val="white"/>
+          <w:lang w:val="ru-BY"/>
+        </w:rPr>
+        <w:t>Unity</w:t>
+      </w:r>
+      <w:proofErr w:type="spellEnd"/>
+      <w:r>
+        <w:rPr>
+          <w:b w:val="0"/>
+          <w:bCs/>
+          <w:color w:val="202122"/>
+          <w:sz w:val="28"/>
+          <w:szCs w:val="28"/>
+          <w:highlight w:val="white"/>
+          <w:lang w:val="ru-BY"/>
+        </w:rPr>
+        <w:t>, создание скриптов поведения персонажей, систем инвентаря, диалогов и боевых расчетов для JRPG.</w:t>
       </w:r>
     </w:p>
     <w:p>
@@ -2377,7 +2557,85 @@
           <w:highlight w:val="white"/>
           <w:lang w:val="ru-BY"/>
         </w:rPr>
-        <w:t>Преимущества и недостатки: Обладает строгой типизацией, высокой безопасностью и автоматическим управлением памятью (Garbage Collection). Имеет огромную экосистему библиотек. Из недостатков — виртуальная машина (Mono/.NET) производит сборку мусора, что при неоптимальном коде может приводить к кратковременным падениям производительности (микрофризам).</w:t>
+        <w:t>Преимущества и недостатки: Обладает строгой типизацией, высокой безопасностью и автоматическим управлением памятью (</w:t>
+      </w:r>
+      <w:proofErr w:type="spellStart"/>
+      <w:r>
+        <w:rPr>
+          <w:b w:val="0"/>
+          <w:bCs/>
+          <w:color w:val="202122"/>
+          <w:sz w:val="28"/>
+          <w:szCs w:val="28"/>
+          <w:highlight w:val="white"/>
+          <w:lang w:val="ru-BY"/>
+        </w:rPr>
+        <w:t>Garbage</w:t>
+      </w:r>
+      <w:proofErr w:type="spellEnd"/>
+      <w:r>
+        <w:rPr>
+          <w:b w:val="0"/>
+          <w:bCs/>
+          <w:color w:val="202122"/>
+          <w:sz w:val="28"/>
+          <w:szCs w:val="28"/>
+          <w:highlight w:val="white"/>
+          <w:lang w:val="ru-BY"/>
+        </w:rPr>
+        <w:t xml:space="preserve"> Collection). Имеет огромную экосистему библиотек. Из недостатков — виртуальная машина (</w:t>
+      </w:r>
+      <w:proofErr w:type="spellStart"/>
+      <w:r>
+        <w:rPr>
+          <w:b w:val="0"/>
+          <w:bCs/>
+          <w:color w:val="202122"/>
+          <w:sz w:val="28"/>
+          <w:szCs w:val="28"/>
+          <w:highlight w:val="white"/>
+          <w:lang w:val="ru-BY"/>
+        </w:rPr>
+        <w:t>Mono</w:t>
+      </w:r>
+      <w:proofErr w:type="spellEnd"/>
+      <w:r>
+        <w:rPr>
+          <w:b w:val="0"/>
+          <w:bCs/>
+          <w:color w:val="202122"/>
+          <w:sz w:val="28"/>
+          <w:szCs w:val="28"/>
+          <w:highlight w:val="white"/>
+          <w:lang w:val="ru-BY"/>
+        </w:rPr>
+        <w:t>/.NET) производит сборку мусора, что при неоптимальном коде может приводить к кратковременным падениям производительности (</w:t>
+      </w:r>
+      <w:proofErr w:type="spellStart"/>
+      <w:r>
+        <w:rPr>
+          <w:b w:val="0"/>
+          <w:bCs/>
+          <w:color w:val="202122"/>
+          <w:sz w:val="28"/>
+          <w:szCs w:val="28"/>
+          <w:highlight w:val="white"/>
+          <w:lang w:val="ru-BY"/>
+        </w:rPr>
+        <w:t>микрофризам</w:t>
+      </w:r>
+      <w:proofErr w:type="spellEnd"/>
+      <w:r>
+        <w:rPr>
+          <w:b w:val="0"/>
+          <w:bCs/>
+          <w:color w:val="202122"/>
+          <w:sz w:val="28"/>
+          <w:szCs w:val="28"/>
+          <w:highlight w:val="white"/>
+          <w:lang w:val="ru-BY"/>
+        </w:rPr>
+        <w:t>).</w:t>
       </w:r>
     </w:p>
     <w:p>
@@ -2407,7 +2665,31 @@
           <w:highlight w:val="white"/>
           <w:lang w:val="ru-BY"/>
         </w:rPr>
-        <w:t>C++ — промышленный стандарт высокобюджетного геймдева (AAA-игры). Является основным языком движка Unreal Engine и большинства кастомных движков.</w:t>
+        <w:t xml:space="preserve">C++ — промышленный стандарт высокобюджетного геймдева (AAA-игры). Является основным языком движка </w:t>
+      </w:r>
+      <w:proofErr w:type="spellStart"/>
+      <w:r>
+        <w:rPr>
+          <w:b w:val="0"/>
+          <w:color w:val="202122"/>
+          <w:sz w:val="28"/>
+          <w:szCs w:val="28"/>
+          <w:highlight w:val="white"/>
+          <w:lang w:val="ru-BY"/>
+        </w:rPr>
+        <w:t>Unreal</w:t>
+      </w:r>
+      <w:proofErr w:type="spellEnd"/>
+      <w:r>
+        <w:rPr>
+          <w:b w:val="0"/>
+          <w:color w:val="202122"/>
+          <w:sz w:val="28"/>
+          <w:szCs w:val="28"/>
+          <w:highlight w:val="white"/>
+          <w:lang w:val="ru-BY"/>
+        </w:rPr>
+        <w:t xml:space="preserve"> Engine и большинства кастомных движков.</w:t>
       </w:r>
     </w:p>
     <w:p>
@@ -2524,7 +2806,79 @@
           <w:highlight w:val="white"/>
           <w:lang w:val="ru-BY"/>
         </w:rPr>
-        <w:t>Python / GDScript — интерпретируемые языки программирования. GDScript является встроенным языком популярного бесплатного движка Godot.</w:t>
+        <w:t xml:space="preserve">Python / </w:t>
+      </w:r>
+      <w:proofErr w:type="spellStart"/>
+      <w:r>
+        <w:rPr>
+          <w:b w:val="0"/>
+          <w:color w:val="202122"/>
+          <w:sz w:val="28"/>
+          <w:szCs w:val="28"/>
+          <w:highlight w:val="white"/>
+          <w:lang w:val="ru-BY"/>
+        </w:rPr>
+        <w:t>GDScript</w:t>
+      </w:r>
+      <w:proofErr w:type="spellEnd"/>
+      <w:r>
+        <w:rPr>
+          <w:b w:val="0"/>
+          <w:color w:val="202122"/>
+          <w:sz w:val="28"/>
+          <w:szCs w:val="28"/>
+          <w:highlight w:val="white"/>
+          <w:lang w:val="ru-BY"/>
+        </w:rPr>
+        <w:t xml:space="preserve"> — интерпретируемые языки программирования. </w:t>
+      </w:r>
+      <w:proofErr w:type="spellStart"/>
+      <w:r>
+        <w:rPr>
+          <w:b w:val="0"/>
+          <w:color w:val="202122"/>
+          <w:sz w:val="28"/>
+          <w:szCs w:val="28"/>
+          <w:highlight w:val="white"/>
+          <w:lang w:val="ru-BY"/>
+        </w:rPr>
+        <w:t>GDScript</w:t>
+      </w:r>
+      <w:proofErr w:type="spellEnd"/>
+      <w:r>
+        <w:rPr>
+          <w:b w:val="0"/>
+          <w:color w:val="202122"/>
+          <w:sz w:val="28"/>
+          <w:szCs w:val="28"/>
+          <w:highlight w:val="white"/>
+          <w:lang w:val="ru-BY"/>
+        </w:rPr>
+        <w:t xml:space="preserve"> является встроенным языком популярного бесплатного движка </w:t>
+      </w:r>
+      <w:proofErr w:type="spellStart"/>
+      <w:r>
+        <w:rPr>
+          <w:b w:val="0"/>
+          <w:color w:val="202122"/>
+          <w:sz w:val="28"/>
+          <w:szCs w:val="28"/>
+          <w:highlight w:val="white"/>
+          <w:lang w:val="ru-BY"/>
+        </w:rPr>
+        <w:t>Godot</w:t>
+      </w:r>
+      <w:proofErr w:type="spellEnd"/>
+      <w:r>
+        <w:rPr>
+          <w:b w:val="0"/>
+          <w:color w:val="202122"/>
+          <w:sz w:val="28"/>
+          <w:szCs w:val="28"/>
+          <w:highlight w:val="white"/>
+          <w:lang w:val="ru-BY"/>
+        </w:rPr>
+        <w:t>.</w:t>
       </w:r>
     </w:p>
     <w:p>
@@ -2567,7 +2921,31 @@
           <w:highlight w:val="white"/>
           <w:lang w:val="ru-BY"/>
         </w:rPr>
-        <w:t> Написание скриптов автоматизации, создание игровых инструментов, парсинг диалогов для JRPG или разработка 2D-игр на Godot.</w:t>
+        <w:t xml:space="preserve"> Написание скриптов автоматизации, создание игровых инструментов, парсинг диалогов для JRPG или разработка 2D-игр на </w:t>
+      </w:r>
+      <w:proofErr w:type="spellStart"/>
+      <w:r>
+        <w:rPr>
+          <w:b w:val="0"/>
+          <w:color w:val="202122"/>
+          <w:sz w:val="28"/>
+          <w:szCs w:val="28"/>
+          <w:highlight w:val="white"/>
+          <w:lang w:val="ru-BY"/>
+        </w:rPr>
+        <w:t>Godot</w:t>
+      </w:r>
+      <w:proofErr w:type="spellEnd"/>
+      <w:r>
+        <w:rPr>
+          <w:b w:val="0"/>
+          <w:color w:val="202122"/>
+          <w:sz w:val="28"/>
+          <w:szCs w:val="28"/>
+          <w:highlight w:val="white"/>
+          <w:lang w:val="ru-BY"/>
+        </w:rPr>
+        <w:t>.</w:t>
       </w:r>
     </w:p>
     <w:p>
@@ -2640,7 +3018,151 @@
           <w:highlight w:val="white"/>
           <w:lang w:val="ru-BY"/>
         </w:rPr>
-        <w:t>Визуальное программирование (Visual Scripting / Blueprints / Bolt) — создание логики игры с помощью соединения графических нод (блоков) без написания текстового кода. В Unity встроен инструмент Unity Visual Scripting.</w:t>
+        <w:t xml:space="preserve">Визуальное программирование (Visual </w:t>
+      </w:r>
+      <w:proofErr w:type="spellStart"/>
+      <w:r>
+        <w:rPr>
+          <w:b w:val="0"/>
+          <w:color w:val="202122"/>
+          <w:sz w:val="28"/>
+          <w:szCs w:val="28"/>
+          <w:highlight w:val="white"/>
+          <w:lang w:val="ru-BY"/>
+        </w:rPr>
+        <w:t>Scripting</w:t>
+      </w:r>
+      <w:proofErr w:type="spellEnd"/>
+      <w:r>
+        <w:rPr>
+          <w:b w:val="0"/>
+          <w:color w:val="202122"/>
+          <w:sz w:val="28"/>
+          <w:szCs w:val="28"/>
+          <w:highlight w:val="white"/>
+          <w:lang w:val="ru-BY"/>
+        </w:rPr>
+        <w:t xml:space="preserve"> / </w:t>
+      </w:r>
+      <w:proofErr w:type="spellStart"/>
+      <w:r>
+        <w:rPr>
+          <w:b w:val="0"/>
+          <w:color w:val="202122"/>
+          <w:sz w:val="28"/>
+          <w:szCs w:val="28"/>
+          <w:highlight w:val="white"/>
+          <w:lang w:val="ru-BY"/>
+        </w:rPr>
+        <w:t>Blueprints</w:t>
+      </w:r>
+      <w:proofErr w:type="spellEnd"/>
+      <w:r>
+        <w:rPr>
+          <w:b w:val="0"/>
+          <w:color w:val="202122"/>
+          <w:sz w:val="28"/>
+          <w:szCs w:val="28"/>
+          <w:highlight w:val="white"/>
+          <w:lang w:val="ru-BY"/>
+        </w:rPr>
+        <w:t xml:space="preserve"> / </w:t>
+      </w:r>
+      <w:proofErr w:type="spellStart"/>
+      <w:r>
+        <w:rPr>
+          <w:b w:val="0"/>
+          <w:color w:val="202122"/>
+          <w:sz w:val="28"/>
+          <w:szCs w:val="28"/>
+          <w:highlight w:val="white"/>
+          <w:lang w:val="ru-BY"/>
+        </w:rPr>
+        <w:t>Bolt</w:t>
+      </w:r>
+      <w:proofErr w:type="spellEnd"/>
+      <w:r>
+        <w:rPr>
+          <w:b w:val="0"/>
+          <w:color w:val="202122"/>
+          <w:sz w:val="28"/>
+          <w:szCs w:val="28"/>
+          <w:highlight w:val="white"/>
+          <w:lang w:val="ru-BY"/>
+        </w:rPr>
+        <w:t xml:space="preserve">) — создание логики игры с помощью соединения графических нод (блоков) без написания текстового кода. В </w:t>
+      </w:r>
+      <w:proofErr w:type="spellStart"/>
+      <w:r>
+        <w:rPr>
+          <w:b w:val="0"/>
+          <w:color w:val="202122"/>
+          <w:sz w:val="28"/>
+          <w:szCs w:val="28"/>
+          <w:highlight w:val="white"/>
+          <w:lang w:val="ru-BY"/>
+        </w:rPr>
+        <w:t>Unity</w:t>
+      </w:r>
+      <w:proofErr w:type="spellEnd"/>
+      <w:r>
+        <w:rPr>
+          <w:b w:val="0"/>
+          <w:color w:val="202122"/>
+          <w:sz w:val="28"/>
+          <w:szCs w:val="28"/>
+          <w:highlight w:val="white"/>
+          <w:lang w:val="ru-BY"/>
+        </w:rPr>
+        <w:t xml:space="preserve"> встроен инструмент </w:t>
+      </w:r>
+      <w:proofErr w:type="spellStart"/>
+      <w:r>
+        <w:rPr>
+          <w:b w:val="0"/>
+          <w:color w:val="202122"/>
+          <w:sz w:val="28"/>
+          <w:szCs w:val="28"/>
+          <w:highlight w:val="white"/>
+          <w:lang w:val="ru-BY"/>
+        </w:rPr>
+        <w:t>Unity</w:t>
+      </w:r>
+      <w:proofErr w:type="spellEnd"/>
+      <w:r>
+        <w:rPr>
+          <w:b w:val="0"/>
+          <w:color w:val="202122"/>
+          <w:sz w:val="28"/>
+          <w:szCs w:val="28"/>
+          <w:highlight w:val="white"/>
+          <w:lang w:val="ru-BY"/>
+        </w:rPr>
+        <w:t xml:space="preserve"> Visual </w:t>
+      </w:r>
+      <w:proofErr w:type="spellStart"/>
+      <w:r>
+        <w:rPr>
+          <w:b w:val="0"/>
+          <w:color w:val="202122"/>
+          <w:sz w:val="28"/>
+          <w:szCs w:val="28"/>
+          <w:highlight w:val="white"/>
+          <w:lang w:val="ru-BY"/>
+        </w:rPr>
+        <w:t>Scripting</w:t>
+      </w:r>
+      <w:proofErr w:type="spellEnd"/>
+      <w:r>
+        <w:rPr>
+          <w:b w:val="0"/>
+          <w:color w:val="202122"/>
+          <w:sz w:val="28"/>
+          <w:szCs w:val="28"/>
+          <w:highlight w:val="white"/>
+          <w:lang w:val="ru-BY"/>
+        </w:rPr>
+        <w:t>.</w:t>
       </w:r>
     </w:p>
     <w:p>
@@ -2829,7 +3351,27 @@
           <w:szCs w:val="28"/>
           <w:lang w:val="ru-BY"/>
         </w:rPr>
-        <w:t>Способы и инструменты создания JRPG на Unity сегодня</w:t>
+        <w:t xml:space="preserve">Способы и инструменты создания JRPG на </w:t>
+      </w:r>
+      <w:proofErr w:type="spellStart"/>
+      <w:r>
+        <w:rPr>
+          <w:bCs/>
+          <w:sz w:val="28"/>
+          <w:szCs w:val="28"/>
+          <w:lang w:val="ru-BY"/>
+        </w:rPr>
+        <w:t>Unity</w:t>
+      </w:r>
+      <w:proofErr w:type="spellEnd"/>
+      <w:r>
+        <w:rPr>
+          <w:bCs/>
+          <w:sz w:val="28"/>
+          <w:szCs w:val="28"/>
+          <w:lang w:val="ru-BY"/>
+        </w:rPr>
+        <w:t xml:space="preserve"> сегодня</w:t>
       </w:r>
     </w:p>
     <w:p>
@@ -2854,7 +3396,43 @@
           <w:szCs w:val="28"/>
           <w:lang w:val="ru-BY"/>
         </w:rPr>
-        <w:t>Использование Scriptable Objects (Шаблоны данных):</w:t>
+        <w:t xml:space="preserve">Использование </w:t>
+      </w:r>
+      <w:proofErr w:type="spellStart"/>
+      <w:r>
+        <w:rPr>
+          <w:sz w:val="28"/>
+          <w:szCs w:val="28"/>
+          <w:lang w:val="ru-BY"/>
+        </w:rPr>
+        <w:t>Scriptable</w:t>
+      </w:r>
+      <w:proofErr w:type="spellEnd"/>
+      <w:r>
+        <w:rPr>
+          <w:sz w:val="28"/>
+          <w:szCs w:val="28"/>
+          <w:lang w:val="ru-BY"/>
+        </w:rPr>
+        <w:t xml:space="preserve"> </w:t>
+      </w:r>
+      <w:proofErr w:type="spellStart"/>
+      <w:r>
+        <w:rPr>
+          <w:sz w:val="28"/>
+          <w:szCs w:val="28"/>
+          <w:lang w:val="ru-BY"/>
+        </w:rPr>
+        <w:t>Objects</w:t>
+      </w:r>
+      <w:proofErr w:type="spellEnd"/>
+      <w:r>
+        <w:rPr>
+          <w:sz w:val="28"/>
+          <w:szCs w:val="28"/>
+          <w:lang w:val="ru-BY"/>
+        </w:rPr>
+        <w:t xml:space="preserve"> (Шаблоны данных):</w:t>
       </w:r>
       <w:r>
         <w:rPr>
@@ -2863,7 +3441,25 @@
           <w:lang w:val="ru-BY"/>
         </w:rPr>
         <w:br/>
-        <w:t>В Unity это мощный инструмент для хранения конфигурационных данных без привязки к игровым объектам. В JRPG они незаменимы для создания базы данных предметов (оружие, зелья), характеристик монстров, заклинаний и таблиц опыта персонажей.</w:t>
+        <w:t xml:space="preserve">В </w:t>
+      </w:r>
+      <w:proofErr w:type="spellStart"/>
+      <w:r>
+        <w:rPr>
+          <w:sz w:val="28"/>
+          <w:szCs w:val="28"/>
+          <w:lang w:val="ru-BY"/>
+        </w:rPr>
+        <w:t>Unity</w:t>
+      </w:r>
+      <w:proofErr w:type="spellEnd"/>
+      <w:r>
+        <w:rPr>
+          <w:sz w:val="28"/>
+          <w:szCs w:val="28"/>
+          <w:lang w:val="ru-BY"/>
+        </w:rPr>
+        <w:t xml:space="preserve"> это мощный инструмент для хранения конфигурационных данных без привязки к игровым объектам. В JRPG они незаменимы для создания базы данных предметов (оружие, зелья), характеристик монстров, заклинаний и таблиц опыта персонажей.</w:t>
       </w:r>
     </w:p>
     <w:p>
@@ -2887,7 +3483,43 @@
           <w:szCs w:val="28"/>
           <w:lang w:val="ru-BY"/>
         </w:rPr>
-        <w:t>Системы диалогов и квестов (Dialogue &amp; Quest Systems):</w:t>
+        <w:t>Системы диалогов и квестов (</w:t>
+      </w:r>
+      <w:proofErr w:type="spellStart"/>
+      <w:r>
+        <w:rPr>
+          <w:sz w:val="28"/>
+          <w:szCs w:val="28"/>
+          <w:lang w:val="ru-BY"/>
+        </w:rPr>
+        <w:t>Dialogue</w:t>
+      </w:r>
+      <w:proofErr w:type="spellEnd"/>
+      <w:r>
+        <w:rPr>
+          <w:sz w:val="28"/>
+          <w:szCs w:val="28"/>
+          <w:lang w:val="ru-BY"/>
+        </w:rPr>
+        <w:t xml:space="preserve"> &amp; </w:t>
+      </w:r>
+      <w:proofErr w:type="spellStart"/>
+      <w:r>
+        <w:rPr>
+          <w:sz w:val="28"/>
+          <w:szCs w:val="28"/>
+          <w:lang w:val="ru-BY"/>
+        </w:rPr>
+        <w:t>Quest</w:t>
+      </w:r>
+      <w:proofErr w:type="spellEnd"/>
+      <w:r>
+        <w:rPr>
+          <w:sz w:val="28"/>
+          <w:szCs w:val="28"/>
+          <w:lang w:val="ru-BY"/>
+        </w:rPr>
+        <w:t xml:space="preserve"> Systems):</w:t>
       </w:r>
       <w:r>
         <w:rPr>
@@ -2898,6 +3530,7 @@
         <w:br/>
         <w:t>Поскольку сюжет — основа JRPG, разработчики используют специализированные инструменты для ветвящихся диалогов. Популярны как готовые решения из Asset Store (например, </w:t>
       </w:r>
+      <w:proofErr w:type="spellStart"/>
       <w:r>
         <w:rPr>
           <w:i/>
@@ -2906,16 +3539,9 @@
           <w:szCs w:val="28"/>
           <w:lang w:val="ru-BY"/>
         </w:rPr>
-        <w:t>Dialogue System for Unity</w:t>
-      </w:r>
-      <w:r>
-        <w:rPr>
-          <w:sz w:val="28"/>
-          <w:szCs w:val="28"/>
-          <w:lang w:val="ru-BY"/>
-        </w:rPr>
-        <w:t>), так и интеграция внешних текстовых движков (например, </w:t>
-      </w:r>
+        <w:t>Dialogue</w:t>
+      </w:r>
+      <w:proofErr w:type="spellEnd"/>
       <w:r>
         <w:rPr>
           <w:i/>
@@ -2924,16 +3550,9 @@
           <w:szCs w:val="28"/>
           <w:lang w:val="ru-BY"/>
         </w:rPr>
-        <w:t>Ink</w:t>
-      </w:r>
-      <w:r>
-        <w:rPr>
-          <w:sz w:val="28"/>
-          <w:szCs w:val="28"/>
-          <w:lang w:val="ru-BY"/>
-        </w:rPr>
-        <w:t> или </w:t>
-      </w:r>
+        <w:t xml:space="preserve"> System </w:t>
+      </w:r>
+      <w:proofErr w:type="spellStart"/>
       <w:r>
         <w:rPr>
           <w:i/>
@@ -2942,15 +3561,118 @@
           <w:szCs w:val="28"/>
           <w:lang w:val="ru-BY"/>
         </w:rPr>
-        <w:t>Yarn Spinner</w:t>
-      </w:r>
-      <w:r>
-        <w:rPr>
-          <w:sz w:val="28"/>
-          <w:szCs w:val="28"/>
-          <w:lang w:val="ru-BY"/>
-        </w:rPr>
-        <w:t>), позволяющих удобно прописывать сценарии и импортировать их в Unity.</w:t>
+        <w:t>for</w:t>
+      </w:r>
+      <w:proofErr w:type="spellEnd"/>
+      <w:r>
+        <w:rPr>
+          <w:i/>
+          <w:iCs/>
+          <w:sz w:val="28"/>
+          <w:szCs w:val="28"/>
+          <w:lang w:val="ru-BY"/>
+        </w:rPr>
+        <w:t xml:space="preserve"> </w:t>
+      </w:r>
+      <w:proofErr w:type="spellStart"/>
+      <w:r>
+        <w:rPr>
+          <w:i/>
+          <w:iCs/>
+          <w:sz w:val="28"/>
+          <w:szCs w:val="28"/>
+          <w:lang w:val="ru-BY"/>
+        </w:rPr>
+        <w:t>Unity</w:t>
+      </w:r>
+      <w:proofErr w:type="spellEnd"/>
+      <w:r>
+        <w:rPr>
+          <w:sz w:val="28"/>
+          <w:szCs w:val="28"/>
+          <w:lang w:val="ru-BY"/>
+        </w:rPr>
+        <w:t>), так и интеграция внешних текстовых движков (например, </w:t>
+      </w:r>
+      <w:proofErr w:type="spellStart"/>
+      <w:r>
+        <w:rPr>
+          <w:i/>
+          <w:iCs/>
+          <w:sz w:val="28"/>
+          <w:szCs w:val="28"/>
+          <w:lang w:val="ru-BY"/>
+        </w:rPr>
+        <w:t>Ink</w:t>
+      </w:r>
+      <w:proofErr w:type="spellEnd"/>
+      <w:r>
+        <w:rPr>
+          <w:sz w:val="28"/>
+          <w:szCs w:val="28"/>
+          <w:lang w:val="ru-BY"/>
+        </w:rPr>
+        <w:t> или </w:t>
+      </w:r>
+      <w:proofErr w:type="spellStart"/>
+      <w:r>
+        <w:rPr>
+          <w:i/>
+          <w:iCs/>
+          <w:sz w:val="28"/>
+          <w:szCs w:val="28"/>
+          <w:lang w:val="ru-BY"/>
+        </w:rPr>
+        <w:t>Yarn</w:t>
+      </w:r>
+      <w:proofErr w:type="spellEnd"/>
+      <w:r>
+        <w:rPr>
+          <w:i/>
+          <w:iCs/>
+          <w:sz w:val="28"/>
+          <w:szCs w:val="28"/>
+          <w:lang w:val="ru-BY"/>
+        </w:rPr>
+        <w:t xml:space="preserve"> </w:t>
+      </w:r>
+      <w:proofErr w:type="spellStart"/>
+      <w:r>
+        <w:rPr>
+          <w:i/>
+          <w:iCs/>
+          <w:sz w:val="28"/>
+          <w:szCs w:val="28"/>
+          <w:lang w:val="ru-BY"/>
+        </w:rPr>
+        <w:t>Spinner</w:t>
+      </w:r>
+      <w:proofErr w:type="spellEnd"/>
+      <w:r>
+        <w:rPr>
+          <w:sz w:val="28"/>
+          <w:szCs w:val="28"/>
+          <w:lang w:val="ru-BY"/>
+        </w:rPr>
+        <w:t xml:space="preserve">), позволяющих удобно прописывать сценарии и импортировать их в </w:t>
+      </w:r>
+      <w:proofErr w:type="spellStart"/>
+      <w:r>
+        <w:rPr>
+          <w:sz w:val="28"/>
+          <w:szCs w:val="28"/>
+          <w:lang w:val="ru-BY"/>
+        </w:rPr>
+        <w:t>Unity</w:t>
+      </w:r>
+      <w:proofErr w:type="spellEnd"/>
+      <w:r>
+        <w:rPr>
+          <w:sz w:val="28"/>
+          <w:szCs w:val="28"/>
+          <w:lang w:val="ru-BY"/>
+        </w:rPr>
+        <w:t>.</w:t>
       </w:r>
     </w:p>
     <w:p>
@@ -2974,7 +3696,43 @@
           <w:szCs w:val="28"/>
           <w:lang w:val="ru-BY"/>
         </w:rPr>
-        <w:t>UI Toolkit / Canvas (Пользовательский интерфейс):</w:t>
+        <w:t xml:space="preserve">UI </w:t>
+      </w:r>
+      <w:proofErr w:type="spellStart"/>
+      <w:r>
+        <w:rPr>
+          <w:sz w:val="28"/>
+          <w:szCs w:val="28"/>
+          <w:lang w:val="ru-BY"/>
+        </w:rPr>
+        <w:t>Toolkit</w:t>
+      </w:r>
+      <w:proofErr w:type="spellEnd"/>
+      <w:r>
+        <w:rPr>
+          <w:sz w:val="28"/>
+          <w:szCs w:val="28"/>
+          <w:lang w:val="ru-BY"/>
+        </w:rPr>
+        <w:t xml:space="preserve"> / </w:t>
+      </w:r>
+      <w:proofErr w:type="spellStart"/>
+      <w:r>
+        <w:rPr>
+          <w:sz w:val="28"/>
+          <w:szCs w:val="28"/>
+          <w:lang w:val="ru-BY"/>
+        </w:rPr>
+        <w:t>Canvas</w:t>
+      </w:r>
+      <w:proofErr w:type="spellEnd"/>
+      <w:r>
+        <w:rPr>
+          <w:sz w:val="28"/>
+          <w:szCs w:val="28"/>
+          <w:lang w:val="ru-BY"/>
+        </w:rPr>
+        <w:t xml:space="preserve"> (Пользовательский интерфейс):</w:t>
       </w:r>
       <w:r>
         <w:rPr>
@@ -2983,7 +3741,25 @@
           <w:lang w:val="ru-BY"/>
         </w:rPr>
         <w:br/>
-        <w:t>Для JRPG критически важно иметь сложное, но удобное меню (инвентарь, экипировка, статус персонажа, пошаговый боевой интерфейс). Unity предлагает две системы: классическую </w:t>
+        <w:t xml:space="preserve">Для JRPG критически важно иметь сложное, но удобное меню (инвентарь, экипировка, статус персонажа, пошаговый боевой интерфейс). </w:t>
+      </w:r>
+      <w:proofErr w:type="spellStart"/>
+      <w:r>
+        <w:rPr>
+          <w:sz w:val="28"/>
+          <w:szCs w:val="28"/>
+          <w:lang w:val="ru-BY"/>
+        </w:rPr>
+        <w:t>Unity</w:t>
+      </w:r>
+      <w:proofErr w:type="spellEnd"/>
+      <w:r>
+        <w:rPr>
+          <w:sz w:val="28"/>
+          <w:szCs w:val="28"/>
+          <w:lang w:val="ru-BY"/>
+        </w:rPr>
+        <w:t xml:space="preserve"> предлагает две системы: классическую </w:t>
       </w:r>
       <w:r>
         <w:rPr>
@@ -2993,16 +3769,9 @@
           <w:szCs w:val="28"/>
           <w:lang w:val="ru-BY"/>
         </w:rPr>
-        <w:t>UGUI (Canvas)</w:t>
-      </w:r>
-      <w:r>
-        <w:rPr>
-          <w:sz w:val="28"/>
-          <w:szCs w:val="28"/>
-          <w:lang w:val="ru-BY"/>
-        </w:rPr>
-        <w:t> и современную </w:t>
-      </w:r>
+        <w:t>UGUI (</w:t>
+      </w:r>
+      <w:proofErr w:type="spellStart"/>
       <w:r>
         <w:rPr>
           <w:i/>
@@ -3011,8 +3780,49 @@
           <w:szCs w:val="28"/>
           <w:lang w:val="ru-BY"/>
         </w:rPr>
-        <w:t>UI Toolkit</w:t>
-      </w:r>
+        <w:t>Canvas</w:t>
+      </w:r>
+      <w:proofErr w:type="spellEnd"/>
+      <w:r>
+        <w:rPr>
+          <w:i/>
+          <w:iCs/>
+          <w:sz w:val="28"/>
+          <w:szCs w:val="28"/>
+          <w:lang w:val="ru-BY"/>
+        </w:rPr>
+        <w:t>)</w:t>
+      </w:r>
+      <w:r>
+        <w:rPr>
+          <w:sz w:val="28"/>
+          <w:szCs w:val="28"/>
+          <w:lang w:val="ru-BY"/>
+        </w:rPr>
+        <w:t> и современную </w:t>
+      </w:r>
+      <w:r>
+        <w:rPr>
+          <w:i/>
+          <w:iCs/>
+          <w:sz w:val="28"/>
+          <w:szCs w:val="28"/>
+          <w:lang w:val="ru-BY"/>
+        </w:rPr>
+        <w:t xml:space="preserve">UI </w:t>
+      </w:r>
+      <w:proofErr w:type="spellStart"/>
+      <w:r>
+        <w:rPr>
+          <w:i/>
+          <w:iCs/>
+          <w:sz w:val="28"/>
+          <w:szCs w:val="28"/>
+          <w:lang w:val="ru-BY"/>
+        </w:rPr>
+        <w:t>Toolkit</w:t>
+      </w:r>
+      <w:proofErr w:type="spellEnd"/>
       <w:r>
         <w:rPr>
           <w:sz w:val="28"/>
@@ -3043,7 +3853,43 @@
           <w:szCs w:val="28"/>
           <w:lang w:val="ru-BY"/>
         </w:rPr>
-        <w:t>Пошаговая боевая система (Turn-Based Battle System):</w:t>
+        <w:t>Пошаговая боевая система (</w:t>
+      </w:r>
+      <w:proofErr w:type="spellStart"/>
+      <w:r>
+        <w:rPr>
+          <w:sz w:val="28"/>
+          <w:szCs w:val="28"/>
+          <w:lang w:val="ru-BY"/>
+        </w:rPr>
+        <w:t>Turn</w:t>
+      </w:r>
+      <w:proofErr w:type="spellEnd"/>
+      <w:r>
+        <w:rPr>
+          <w:sz w:val="28"/>
+          <w:szCs w:val="28"/>
+          <w:lang w:val="ru-BY"/>
+        </w:rPr>
+        <w:t xml:space="preserve">-Based </w:t>
+      </w:r>
+      <w:proofErr w:type="spellStart"/>
+      <w:r>
+        <w:rPr>
+          <w:sz w:val="28"/>
+          <w:szCs w:val="28"/>
+          <w:lang w:val="ru-BY"/>
+        </w:rPr>
+        <w:t>Battle</w:t>
+      </w:r>
+      <w:proofErr w:type="spellEnd"/>
+      <w:r>
+        <w:rPr>
+          <w:sz w:val="28"/>
+          <w:szCs w:val="28"/>
+          <w:lang w:val="ru-BY"/>
+        </w:rPr>
+        <w:t xml:space="preserve"> System):</w:t>
       </w:r>
       <w:r>
         <w:rPr>
@@ -3052,7 +3898,25 @@
           <w:lang w:val="ru-BY"/>
         </w:rPr>
         <w:br/>
-        <w:t>Реализуется с помощью паттерна проектирования «Конечный автомат» (State Machine). Программируется менеджер боя (BattleManager), который поочередно передает ход от персонажей игрока к противникам, рассчитывает инициативу (скорость хода), обрабатывает анимации атак и начисление урона.</w:t>
+        <w:t>Реализуется с помощью паттерна проектирования «Конечный автомат» (State Machine). Программируется менеджер боя (</w:t>
+      </w:r>
+      <w:proofErr w:type="spellStart"/>
+      <w:r>
+        <w:rPr>
+          <w:sz w:val="28"/>
+          <w:szCs w:val="28"/>
+          <w:lang w:val="ru-BY"/>
+        </w:rPr>
+        <w:t>BattleManager</w:t>
+      </w:r>
+      <w:proofErr w:type="spellEnd"/>
+      <w:r>
+        <w:rPr>
+          <w:sz w:val="28"/>
+          <w:szCs w:val="28"/>
+          <w:lang w:val="ru-BY"/>
+        </w:rPr>
+        <w:t>), который поочередно передает ход от персонажей игрока к противникам, рассчитывает инициативу (скорость хода), обрабатывает анимации атак и начисление урона.</w:t>
       </w:r>
     </w:p>
     <w:p>
@@ -3086,13 +3950,29 @@
           <w:lang w:val="ru-BY"/>
         </w:rPr>
         <w:br/>
-        <w:t>Для сохранения состояния большого мира JRPG (позиция игрока, выполненные квесты, инвентарь, уровни персонажей) применяются форматы сериализации данных JSON или XML совместно со стандартным классом PlayerPrefs или записью в бинарные файлы на диск устройства.</w:t>
-      </w:r>
-    </w:p>
-    <w:p>
-      <w:pPr>
-        <w:shd w:val="clear" w:color="auto" w:fill="FFFFFF"/>
-        <w:spacing w:line="360" w:lineRule="auto"/>
+        <w:t>Для сохранения состояния большого мира JRPG (позиция игрока, выполненные квесты, инвентарь, уровни персонажей) применяются форматы сериализации данных JSON или XML совместно со стандартным классом </w:t>
+      </w:r>
+      <w:proofErr w:type="spellStart"/>
+      <w:r>
+        <w:rPr>
+          <w:sz w:val="28"/>
+          <w:szCs w:val="28"/>
+          <w:lang w:val="ru-BY"/>
+        </w:rPr>
+        <w:t>PlayerPrefs</w:t>
+      </w:r>
+      <w:proofErr w:type="spellEnd"/>
+      <w:r>
+        <w:rPr>
+          <w:sz w:val="28"/>
+          <w:szCs w:val="28"/>
+          <w:lang w:val="ru-BY"/>
+        </w:rPr>
+        <w:t> или записью в бинарные файлы на диск устройства.</w:t>
+      </w:r>
+    </w:p>
+    <w:p>
+      <w:pPr>
         <w:rPr>
           <w:b/>
           <w:bCs/>
@@ -3107,6 +3987,28 @@
           <w:sz w:val="32"/>
           <w:szCs w:val="32"/>
         </w:rPr>
+        <w:br w:type="page"/>
+      </w:r>
+    </w:p>
+    <w:p>
+      <w:pPr>
+        <w:shd w:val="clear" w:color="auto" w:fill="FFFFFF"/>
+        <w:spacing w:line="360" w:lineRule="auto"/>
+        <w:rPr>
+          <w:b/>
+          <w:bCs/>
+          <w:sz w:val="32"/>
+          <w:szCs w:val="32"/>
+        </w:rPr>
+      </w:pPr>
+      <w:r>
+        <w:rPr>
+          <w:b/>
+          <w:bCs/>
+          <w:sz w:val="32"/>
+          <w:szCs w:val="32"/>
+        </w:rPr>
+        <w:lastRenderedPageBreak/>
         <w:t>Глава 2 Практическая часть</w:t>
       </w:r>
       <w:bookmarkEnd w:id="5"/>
@@ -3171,6 +4073,7 @@
       </w:pPr>
       <w:r>
         <w:rPr>
+          <w:noProof/>
           <w:sz w:val="28"/>
           <w:szCs w:val="28"/>
         </w:rPr>
@@ -3250,7 +4153,23 @@
           <w:sz w:val="28"/>
           <w:szCs w:val="28"/>
         </w:rPr>
-        <w:t>Создаём скрипт для спавна (создания) предметов на точке с простой механикой клонирования введённого объекта в переменную</w:t>
+        <w:t xml:space="preserve">Создаём скрипт для </w:t>
+      </w:r>
+      <w:proofErr w:type="spellStart"/>
+      <w:r>
+        <w:rPr>
+          <w:sz w:val="28"/>
+          <w:szCs w:val="28"/>
+        </w:rPr>
+        <w:t>спавна</w:t>
+      </w:r>
+      <w:proofErr w:type="spellEnd"/>
+      <w:r>
+        <w:rPr>
+          <w:sz w:val="28"/>
+          <w:szCs w:val="28"/>
+        </w:rPr>
+        <w:t xml:space="preserve"> (создания) предметов на точке с простой механикой клонирования введённого объекта в переменную</w:t>
       </w:r>
     </w:p>
     <w:p>
@@ -3263,10 +4182,10 @@
       </w:pPr>
       <w:r>
         <w:rPr>
-          <w:sz w:val="28"/>
-          <w:szCs w:val="28"/>
-        </w:rPr>
-        <w:lastRenderedPageBreak/>
+          <w:noProof/>
+          <w:sz w:val="28"/>
+          <w:szCs w:val="28"/>
+        </w:rPr>
         <w:drawing>
           <wp:inline distT="0" distB="0" distL="0" distR="0" wp14:anchorId="736224D2" wp14:editId="172B8B38">
             <wp:extent cx="4334480" cy="2029108"/>
@@ -3359,9 +4278,11 @@
       <w:r>
         <w:rPr>
           <w:b/>
-          <w:sz w:val="28"/>
-          <w:szCs w:val="28"/>
-        </w:rPr>
+          <w:noProof/>
+          <w:sz w:val="28"/>
+          <w:szCs w:val="28"/>
+        </w:rPr>
+        <w:lastRenderedPageBreak/>
         <w:drawing>
           <wp:inline distT="0" distB="0" distL="0" distR="0" wp14:anchorId="4AB17AEA" wp14:editId="15C5435E">
             <wp:extent cx="4286848" cy="1352739"/>
@@ -3448,6 +4369,9 @@
         </w:rPr>
       </w:pPr>
       <w:r>
+        <w:rPr>
+          <w:noProof/>
+        </w:rPr>
         <w:lastRenderedPageBreak/>
         <w:drawing>
           <wp:inline distT="0" distB="0" distL="0" distR="0" wp14:anchorId="3D8F1715" wp14:editId="357566E8">
@@ -3521,6 +4445,7 @@
       <w:r>
         <w:rPr>
           <w:b/>
+          <w:noProof/>
           <w:sz w:val="28"/>
           <w:szCs w:val="28"/>
         </w:rPr>
@@ -3603,6 +4528,9 @@
         <w:t>, в котором будут храниться ссылки на персонажей и пишем функцию лечения напрямую</w:t>
       </w:r>
       <w:r>
+        <w:rPr>
+          <w:noProof/>
+        </w:rPr>
         <w:drawing>
           <wp:inline distT="0" distB="0" distL="0" distR="0" wp14:anchorId="4A3FECCB" wp14:editId="116C014A">
             <wp:extent cx="4305901" cy="6620799"/>
@@ -3673,6 +4601,9 @@
         </w:rPr>
       </w:pPr>
       <w:r>
+        <w:rPr>
+          <w:noProof/>
+        </w:rPr>
         <w:lastRenderedPageBreak/>
         <w:drawing>
           <wp:inline distT="0" distB="0" distL="0" distR="0" wp14:anchorId="5A2212F1" wp14:editId="683D96D1">
@@ -3746,6 +4677,7 @@
       <w:r>
         <w:rPr>
           <w:bCs/>
+          <w:noProof/>
           <w:sz w:val="28"/>
           <w:szCs w:val="28"/>
         </w:rPr>
@@ -3807,7 +4739,25 @@
           <w:sz w:val="28"/>
           <w:szCs w:val="28"/>
         </w:rPr>
-        <w:t xml:space="preserve"> Создаём скрипт для Врага, чтобы задавать какие противники будут спавниться при вступлении в бой. Фактически, просто скрипт для общего списка</w:t>
+        <w:t xml:space="preserve"> Создаём скрипт для Врага, чтобы задавать какие противники будут </w:t>
+      </w:r>
+      <w:proofErr w:type="spellStart"/>
+      <w:r>
+        <w:rPr>
+          <w:bCs/>
+          <w:sz w:val="28"/>
+          <w:szCs w:val="28"/>
+        </w:rPr>
+        <w:t>спавниться</w:t>
+      </w:r>
+      <w:proofErr w:type="spellEnd"/>
+      <w:r>
+        <w:rPr>
+          <w:bCs/>
+          <w:sz w:val="28"/>
+          <w:szCs w:val="28"/>
+        </w:rPr>
+        <w:t xml:space="preserve"> при вступлении в бой. Фактически, просто скрипт для общего списка</w:t>
       </w:r>
     </w:p>
     <w:p>
@@ -3900,7 +4850,25 @@
           <w:sz w:val="28"/>
           <w:szCs w:val="28"/>
         </w:rPr>
-        <w:t xml:space="preserve"> Расставляем все скрипты на нужные объекты, задаем необходимые значения (урон от удара, хп персонажей и т.п.) и можно запускать</w:t>
+        <w:t xml:space="preserve"> Расставляем все скрипты на нужные объекты, задаем необходимые значения (урон от удара, </w:t>
+      </w:r>
+      <w:proofErr w:type="spellStart"/>
+      <w:r>
+        <w:rPr>
+          <w:bCs/>
+          <w:sz w:val="28"/>
+          <w:szCs w:val="28"/>
+        </w:rPr>
+        <w:t>хп</w:t>
+      </w:r>
+      <w:proofErr w:type="spellEnd"/>
+      <w:r>
+        <w:rPr>
+          <w:bCs/>
+          <w:sz w:val="28"/>
+          <w:szCs w:val="28"/>
+        </w:rPr>
+        <w:t xml:space="preserve"> персонажей и т.п.) и можно запускать</w:t>
       </w:r>
     </w:p>
     <w:p>
@@ -3965,6 +4933,7 @@
       </w:pPr>
       <w:r>
         <w:rPr>
+          <w:noProof/>
           <w:sz w:val="28"/>
           <w:szCs w:val="28"/>
         </w:rPr>
@@ -4041,6 +5010,7 @@
       </w:pPr>
       <w:r>
         <w:rPr>
+          <w:noProof/>
           <w:sz w:val="28"/>
           <w:szCs w:val="28"/>
         </w:rPr>
@@ -4121,6 +5091,7 @@
         <w:rPr>
           <w:b/>
           <w:bCs/>
+          <w:noProof/>
           <w:sz w:val="28"/>
           <w:szCs w:val="28"/>
         </w:rPr>
@@ -4204,6 +5175,7 @@
         <w:rPr>
           <w:b/>
           <w:bCs/>
+          <w:noProof/>
           <w:sz w:val="28"/>
           <w:szCs w:val="28"/>
         </w:rPr>
@@ -4645,7 +5617,25 @@
           <w:szCs w:val="28"/>
           <w:lang w:val="ru-BY"/>
         </w:rPr>
-        <w:t>Архитектура компонентной системы в Unity — </w:t>
+        <w:t xml:space="preserve">Архитектура компонентной системы в </w:t>
+      </w:r>
+      <w:proofErr w:type="spellStart"/>
+      <w:r>
+        <w:rPr>
+          <w:sz w:val="28"/>
+          <w:szCs w:val="28"/>
+          <w:lang w:val="ru-BY"/>
+        </w:rPr>
+        <w:t>Unity</w:t>
+      </w:r>
+      <w:proofErr w:type="spellEnd"/>
+      <w:r>
+        <w:rPr>
+          <w:sz w:val="28"/>
+          <w:szCs w:val="28"/>
+          <w:lang w:val="ru-BY"/>
+        </w:rPr>
+        <w:t xml:space="preserve"> — </w:t>
       </w:r>
       <w:hyperlink r:id="rId23" w:tgtFrame="_blank" w:history="1">
         <w:r>
@@ -4744,7 +5734,25 @@
           <w:szCs w:val="28"/>
           <w:lang w:val="ru-BY"/>
         </w:rPr>
-        <w:t>Руководство по языку C# в Unity — </w:t>
+        <w:t xml:space="preserve">Руководство по языку C# в </w:t>
+      </w:r>
+      <w:proofErr w:type="spellStart"/>
+      <w:r>
+        <w:rPr>
+          <w:sz w:val="28"/>
+          <w:szCs w:val="28"/>
+          <w:lang w:val="ru-BY"/>
+        </w:rPr>
+        <w:t>Unity</w:t>
+      </w:r>
+      <w:proofErr w:type="spellEnd"/>
+      <w:r>
+        <w:rPr>
+          <w:sz w:val="28"/>
+          <w:szCs w:val="28"/>
+          <w:lang w:val="ru-BY"/>
+        </w:rPr>
+        <w:t xml:space="preserve"> — </w:t>
       </w:r>
       <w:hyperlink r:id="rId26" w:tgtFrame="_blank" w:history="1">
         <w:r>
@@ -4777,7 +5785,61 @@
           <w:szCs w:val="28"/>
           <w:lang w:val="ru-BY"/>
         </w:rPr>
-        <w:t>Использование Scriptable Objects для баз данных в Unity — </w:t>
+        <w:t xml:space="preserve">Использование </w:t>
+      </w:r>
+      <w:proofErr w:type="spellStart"/>
+      <w:r>
+        <w:rPr>
+          <w:sz w:val="28"/>
+          <w:szCs w:val="28"/>
+          <w:lang w:val="ru-BY"/>
+        </w:rPr>
+        <w:t>Scriptable</w:t>
+      </w:r>
+      <w:proofErr w:type="spellEnd"/>
+      <w:r>
+        <w:rPr>
+          <w:sz w:val="28"/>
+          <w:szCs w:val="28"/>
+          <w:lang w:val="ru-BY"/>
+        </w:rPr>
+        <w:t xml:space="preserve"> </w:t>
+      </w:r>
+      <w:proofErr w:type="spellStart"/>
+      <w:r>
+        <w:rPr>
+          <w:sz w:val="28"/>
+          <w:szCs w:val="28"/>
+          <w:lang w:val="ru-BY"/>
+        </w:rPr>
+        <w:t>Objects</w:t>
+      </w:r>
+      <w:proofErr w:type="spellEnd"/>
+      <w:r>
+        <w:rPr>
+          <w:sz w:val="28"/>
+          <w:szCs w:val="28"/>
+          <w:lang w:val="ru-BY"/>
+        </w:rPr>
+        <w:t xml:space="preserve"> для баз данных в </w:t>
+      </w:r>
+      <w:proofErr w:type="spellStart"/>
+      <w:r>
+        <w:rPr>
+          <w:sz w:val="28"/>
+          <w:szCs w:val="28"/>
+          <w:lang w:val="ru-BY"/>
+        </w:rPr>
+        <w:t>Unity</w:t>
+      </w:r>
+      <w:proofErr w:type="spellEnd"/>
+      <w:r>
+        <w:rPr>
+          <w:sz w:val="28"/>
+          <w:szCs w:val="28"/>
+          <w:lang w:val="ru-BY"/>
+        </w:rPr>
+        <w:t xml:space="preserve"> — </w:t>
       </w:r>
       <w:hyperlink r:id="rId27" w:tgtFrame="_blank" w:history="1">
         <w:r>
@@ -4843,7 +5905,25 @@
           <w:szCs w:val="28"/>
           <w:lang w:val="ru-BY"/>
         </w:rPr>
-        <w:t>Сериализация и сохранение данных в Unity (JSON) — </w:t>
+        <w:t xml:space="preserve">Сериализация и сохранение данных в </w:t>
+      </w:r>
+      <w:proofErr w:type="spellStart"/>
+      <w:r>
+        <w:rPr>
+          <w:sz w:val="28"/>
+          <w:szCs w:val="28"/>
+          <w:lang w:val="ru-BY"/>
+        </w:rPr>
+        <w:t>Unity</w:t>
+      </w:r>
+      <w:proofErr w:type="spellEnd"/>
+      <w:r>
+        <w:rPr>
+          <w:sz w:val="28"/>
+          <w:szCs w:val="28"/>
+          <w:lang w:val="ru-BY"/>
+        </w:rPr>
+        <w:t xml:space="preserve"> (JSON) — </w:t>
       </w:r>
       <w:hyperlink r:id="rId29" w:tgtFrame="_blank" w:history="1">
         <w:r>
@@ -4882,7 +5962,7 @@
 </file>
 
 <file path=word/endnotes.xml><?xml version="1.0" encoding="utf-8"?>
-<w:endnotes xmlns:wpc="http://schemas.microsoft.com/office/word/2010/wordprocessingCanvas" xmlns:cx="http://schemas.microsoft.com/office/drawing/2014/chartex" xmlns:cx1="http://schemas.microsoft.com/office/drawing/2015/9/8/chartex" xmlns:cx2="http://schemas.microsoft.com/office/drawing/2015/10/21/chartex" xmlns:cx3="http://schemas.microsoft.com/office/drawing/2016/5/9/chartex" xmlns:cx4="http://schemas.microsoft.com/office/drawing/2016/5/10/chartex" xmlns:cx5="http://schemas.microsoft.com/office/drawing/2016/5/11/chartex" xmlns:cx6="http://schemas.microsoft.com/office/drawing/2016/5/12/chartex" xmlns:cx7="http://schemas.microsoft.com/office/drawing/2016/5/13/chartex" xmlns:cx8="http://schemas.microsoft.com/office/drawing/2016/5/14/chartex" xmlns:mc="http://schemas.openxmlformats.org/markup-compatibility/2006" xmlns:aink="http://schemas.microsoft.com/office/drawing/2016/ink" xmlns:am3d="http://schemas.microsoft.com/office/drawing/2017/model3d" xmlns:o="urn:schemas-microsoft-com:office:office" xmlns:oel="http://schemas.microsoft.com/office/2019/extlst" xmlns:r="http://schemas.openxmlformats.org/officeDocument/2006/relationships" xmlns:m="http://schemas.openxmlformats.org/officeDocument/2006/math" xmlns:v="urn:schemas-microsoft-com:vml" xmlns:wp14="http://schemas.microsoft.com/office/word/2010/wordprocessingDrawing" xmlns:wp="http://schemas.openxmlformats.org/drawingml/2006/wordprocessingDrawing" xmlns:w10="urn:schemas-microsoft-com:office:word" xmlns:w="http://schemas.openxmlformats.org/wordprocessingml/2006/main" xmlns:w14="http://schemas.microsoft.com/office/word/2010/wordml" xmlns:w15="http://schemas.microsoft.com/office/word/2012/wordml" xmlns:w16cei="http://schemas.microsoft.com/office/word/2026/wordml/cei" xmlns:w16cex="http://schemas.microsoft.com/office/word/2018/wordml/cex" xmlns:w16cid="http://schemas.microsoft.com/office/word/2016/wordml/cid" xmlns:w16="http://schemas.microsoft.com/office/word/2018/wordml" xmlns:w16du="http://schemas.microsoft.com/office/word/2023/wordml/word16du" xmlns:w16sdtdh="http://schemas.microsoft.com/office/word/2020/wordml/sdtdatahash" xmlns:w16sdtfl="http://schemas.microsoft.com/office/word/2024/wordml/sdtformatlock" xmlns:w16se="http://schemas.microsoft.com/office/word/2015/wordml/symex" xmlns:wpg="http://schemas.microsoft.com/office/word/2010/wordprocessingGroup" xmlns:wpi="http://schemas.microsoft.com/office/word/2010/wordprocessingInk" xmlns:wne="http://schemas.microsoft.com/office/word/2006/wordml" xmlns:wps="http://schemas.microsoft.com/office/word/2010/wordprocessingShape" mc:Ignorable="w14 w15 w16se w16cid w16 w16cex w16sdtdh w16sdtfl w16du wp14">
+<w:endnotes xmlns:wpc="http://schemas.microsoft.com/office/word/2010/wordprocessingCanvas" xmlns:cx="http://schemas.microsoft.com/office/drawing/2014/chartex" xmlns:cx1="http://schemas.microsoft.com/office/drawing/2015/9/8/chartex" xmlns:cx2="http://schemas.microsoft.com/office/drawing/2015/10/21/chartex" xmlns:cx3="http://schemas.microsoft.com/office/drawing/2016/5/9/chartex" xmlns:cx4="http://schemas.microsoft.com/office/drawing/2016/5/10/chartex" xmlns:cx5="http://schemas.microsoft.com/office/drawing/2016/5/11/chartex" xmlns:cx6="http://schemas.microsoft.com/office/drawing/2016/5/12/chartex" xmlns:cx7="http://schemas.microsoft.com/office/drawing/2016/5/13/chartex" xmlns:cx8="http://schemas.microsoft.com/office/drawing/2016/5/14/chartex" xmlns:mc="http://schemas.openxmlformats.org/markup-compatibility/2006" xmlns:aink="http://schemas.microsoft.com/office/drawing/2016/ink" xmlns:am3d="http://schemas.microsoft.com/office/drawing/2017/model3d" xmlns:o="urn:schemas-microsoft-com:office:office" xmlns:oel="http://schemas.microsoft.com/office/2019/extlst" xmlns:r="http://schemas.openxmlformats.org/officeDocument/2006/relationships" xmlns:m="http://schemas.openxmlformats.org/officeDocument/2006/math" xmlns:v="urn:schemas-microsoft-com:vml" xmlns:wp14="http://schemas.microsoft.com/office/word/2010/wordprocessingDrawing" xmlns:wp="http://schemas.openxmlformats.org/drawingml/2006/wordprocessingDrawing" xmlns:w10="urn:schemas-microsoft-com:office:word" xmlns:w="http://schemas.openxmlformats.org/wordprocessingml/2006/main" xmlns:w14="http://schemas.microsoft.com/office/word/2010/wordml" xmlns:w15="http://schemas.microsoft.com/office/word/2012/wordml" xmlns:w16cex="http://schemas.microsoft.com/office/word/2018/wordml/cex" xmlns:w16cid="http://schemas.microsoft.com/office/word/2016/wordml/cid" xmlns:w16="http://schemas.microsoft.com/office/word/2018/wordml" xmlns:w16du="http://schemas.microsoft.com/office/word/2023/wordml/word16du" xmlns:w16sdtdh="http://schemas.microsoft.com/office/word/2020/wordml/sdtdatahash" xmlns:w16sdtfl="http://schemas.microsoft.com/office/word/2024/wordml/sdtformatlock" xmlns:w16se="http://schemas.microsoft.com/office/word/2015/wordml/symex" xmlns:wpg="http://schemas.microsoft.com/office/word/2010/wordprocessingGroup" xmlns:wpi="http://schemas.microsoft.com/office/word/2010/wordprocessingInk" xmlns:wne="http://schemas.microsoft.com/office/word/2006/wordml" xmlns:wps="http://schemas.microsoft.com/office/word/2010/wordprocessingShape" mc:Ignorable="w14 w15 w16se w16cid w16 w16cex w16sdtdh w16sdtfl w16du wp14">
   <w:endnote w:type="separator" w:id="-1">
     <w:p>
       <w:r>
@@ -4901,7 +5981,7 @@
 </file>
 
 <file path=word/footer1.xml><?xml version="1.0" encoding="utf-8"?>
-<w:ftr xmlns:wpc="http://schemas.microsoft.com/office/word/2010/wordprocessingCanvas" xmlns:cx="http://schemas.microsoft.com/office/drawing/2014/chartex" xmlns:cx1="http://schemas.microsoft.com/office/drawing/2015/9/8/chartex" xmlns:cx2="http://schemas.microsoft.com/office/drawing/2015/10/21/chartex" xmlns:cx3="http://schemas.microsoft.com/office/drawing/2016/5/9/chartex" xmlns:cx4="http://schemas.microsoft.com/office/drawing/2016/5/10/chartex" xmlns:cx5="http://schemas.microsoft.com/office/drawing/2016/5/11/chartex" xmlns:cx6="http://schemas.microsoft.com/office/drawing/2016/5/12/chartex" xmlns:cx7="http://schemas.microsoft.com/office/drawing/2016/5/13/chartex" xmlns:cx8="http://schemas.microsoft.com/office/drawing/2016/5/14/chartex" xmlns:mc="http://schemas.openxmlformats.org/markup-compatibility/2006" xmlns:aink="http://schemas.microsoft.com/office/drawing/2016/ink" xmlns:am3d="http://schemas.microsoft.com/office/drawing/2017/model3d" xmlns:o="urn:schemas-microsoft-com:office:office" xmlns:oel="http://schemas.microsoft.com/office/2019/extlst" xmlns:r="http://schemas.openxmlformats.org/officeDocument/2006/relationships" xmlns:m="http://schemas.openxmlformats.org/officeDocument/2006/math" xmlns:v="urn:schemas-microsoft-com:vml" xmlns:wp14="http://schemas.microsoft.com/office/word/2010/wordprocessingDrawing" xmlns:wp="http://schemas.openxmlformats.org/drawingml/2006/wordprocessingDrawing" xmlns:w10="urn:schemas-microsoft-com:office:word" xmlns:w="http://schemas.openxmlformats.org/wordprocessingml/2006/main" xmlns:w14="http://schemas.microsoft.com/office/word/2010/wordml" xmlns:w15="http://schemas.microsoft.com/office/word/2012/wordml" xmlns:w16cei="http://schemas.microsoft.com/office/word/2026/wordml/cei" xmlns:w16cex="http://schemas.microsoft.com/office/word/2018/wordml/cex" xmlns:w16cid="http://schemas.microsoft.com/office/word/2016/wordml/cid" xmlns:w16="http://schemas.microsoft.com/office/word/2018/wordml" xmlns:w16du="http://schemas.microsoft.com/office/word/2023/wordml/word16du" xmlns:w16sdtdh="http://schemas.microsoft.com/office/word/2020/wordml/sdtdatahash" xmlns:w16sdtfl="http://schemas.microsoft.com/office/word/2024/wordml/sdtformatlock" xmlns:w16se="http://schemas.microsoft.com/office/word/2015/wordml/symex" xmlns:wpg="http://schemas.microsoft.com/office/word/2010/wordprocessingGroup" xmlns:wpi="http://schemas.microsoft.com/office/word/2010/wordprocessingInk" xmlns:wne="http://schemas.microsoft.com/office/word/2006/wordml" xmlns:wps="http://schemas.microsoft.com/office/word/2010/wordprocessingShape" mc:Ignorable="w14 w15 w16se w16cid w16 w16cex w16sdtdh w16sdtfl w16du wp14">
+<w:ftr xmlns:wpc="http://schemas.microsoft.com/office/word/2010/wordprocessingCanvas" xmlns:cx="http://schemas.microsoft.com/office/drawing/2014/chartex" xmlns:cx1="http://schemas.microsoft.com/office/drawing/2015/9/8/chartex" xmlns:cx2="http://schemas.microsoft.com/office/drawing/2015/10/21/chartex" xmlns:cx3="http://schemas.microsoft.com/office/drawing/2016/5/9/chartex" xmlns:cx4="http://schemas.microsoft.com/office/drawing/2016/5/10/chartex" xmlns:cx5="http://schemas.microsoft.com/office/drawing/2016/5/11/chartex" xmlns:cx6="http://schemas.microsoft.com/office/drawing/2016/5/12/chartex" xmlns:cx7="http://schemas.microsoft.com/office/drawing/2016/5/13/chartex" xmlns:cx8="http://schemas.microsoft.com/office/drawing/2016/5/14/chartex" xmlns:mc="http://schemas.openxmlformats.org/markup-compatibility/2006" xmlns:aink="http://schemas.microsoft.com/office/drawing/2016/ink" xmlns:am3d="http://schemas.microsoft.com/office/drawing/2017/model3d" xmlns:o="urn:schemas-microsoft-com:office:office" xmlns:oel="http://schemas.microsoft.com/office/2019/extlst" xmlns:r="http://schemas.openxmlformats.org/officeDocument/2006/relationships" xmlns:m="http://schemas.openxmlformats.org/officeDocument/2006/math" xmlns:v="urn:schemas-microsoft-com:vml" xmlns:wp14="http://schemas.microsoft.com/office/word/2010/wordprocessingDrawing" xmlns:wp="http://schemas.openxmlformats.org/drawingml/2006/wordprocessingDrawing" xmlns:w10="urn:schemas-microsoft-com:office:word" xmlns:w="http://schemas.openxmlformats.org/wordprocessingml/2006/main" xmlns:w14="http://schemas.microsoft.com/office/word/2010/wordml" xmlns:w15="http://schemas.microsoft.com/office/word/2012/wordml" xmlns:w16cex="http://schemas.microsoft.com/office/word/2018/wordml/cex" xmlns:w16cid="http://schemas.microsoft.com/office/word/2016/wordml/cid" xmlns:w16="http://schemas.microsoft.com/office/word/2018/wordml" xmlns:w16du="http://schemas.microsoft.com/office/word/2023/wordml/word16du" xmlns:w16sdtdh="http://schemas.microsoft.com/office/word/2020/wordml/sdtdatahash" xmlns:w16sdtfl="http://schemas.microsoft.com/office/word/2024/wordml/sdtformatlock" xmlns:w16se="http://schemas.microsoft.com/office/word/2015/wordml/symex" xmlns:wpg="http://schemas.microsoft.com/office/word/2010/wordprocessingGroup" xmlns:wpi="http://schemas.microsoft.com/office/word/2010/wordprocessingInk" xmlns:wne="http://schemas.microsoft.com/office/word/2006/wordml" xmlns:wps="http://schemas.microsoft.com/office/word/2010/wordprocessingShape" mc:Ignorable="w14 w15 w16se w16cid w16 w16cex w16sdtdh w16sdtfl w16du wp14">
   <w:p>
     <w:pPr>
       <w:pBdr>
@@ -4986,7 +6066,7 @@
 </file>
 
 <file path=word/footer2.xml><?xml version="1.0" encoding="utf-8"?>
-<w:ftr xmlns:wpc="http://schemas.microsoft.com/office/word/2010/wordprocessingCanvas" xmlns:cx="http://schemas.microsoft.com/office/drawing/2014/chartex" xmlns:cx1="http://schemas.microsoft.com/office/drawing/2015/9/8/chartex" xmlns:cx2="http://schemas.microsoft.com/office/drawing/2015/10/21/chartex" xmlns:cx3="http://schemas.microsoft.com/office/drawing/2016/5/9/chartex" xmlns:cx4="http://schemas.microsoft.com/office/drawing/2016/5/10/chartex" xmlns:cx5="http://schemas.microsoft.com/office/drawing/2016/5/11/chartex" xmlns:cx6="http://schemas.microsoft.com/office/drawing/2016/5/12/chartex" xmlns:cx7="http://schemas.microsoft.com/office/drawing/2016/5/13/chartex" xmlns:cx8="http://schemas.microsoft.com/office/drawing/2016/5/14/chartex" xmlns:mc="http://schemas.openxmlformats.org/markup-compatibility/2006" xmlns:aink="http://schemas.microsoft.com/office/drawing/2016/ink" xmlns:am3d="http://schemas.microsoft.com/office/drawing/2017/model3d" xmlns:o="urn:schemas-microsoft-com:office:office" xmlns:oel="http://schemas.microsoft.com/office/2019/extlst" xmlns:r="http://schemas.openxmlformats.org/officeDocument/2006/relationships" xmlns:m="http://schemas.openxmlformats.org/officeDocument/2006/math" xmlns:v="urn:schemas-microsoft-com:vml" xmlns:wp14="http://schemas.microsoft.com/office/word/2010/wordprocessingDrawing" xmlns:wp="http://schemas.openxmlformats.org/drawingml/2006/wordprocessingDrawing" xmlns:w10="urn:schemas-microsoft-com:office:word" xmlns:w="http://schemas.openxmlformats.org/wordprocessingml/2006/main" xmlns:w14="http://schemas.microsoft.com/office/word/2010/wordml" xmlns:w15="http://schemas.microsoft.com/office/word/2012/wordml" xmlns:w16cei="http://schemas.microsoft.com/office/word/2026/wordml/cei" xmlns:w16cex="http://schemas.microsoft.com/office/word/2018/wordml/cex" xmlns:w16cid="http://schemas.microsoft.com/office/word/2016/wordml/cid" xmlns:w16="http://schemas.microsoft.com/office/word/2018/wordml" xmlns:w16du="http://schemas.microsoft.com/office/word/2023/wordml/word16du" xmlns:w16sdtdh="http://schemas.microsoft.com/office/word/2020/wordml/sdtdatahash" xmlns:w16sdtfl="http://schemas.microsoft.com/office/word/2024/wordml/sdtformatlock" xmlns:w16se="http://schemas.microsoft.com/office/word/2015/wordml/symex" xmlns:wpg="http://schemas.microsoft.com/office/word/2010/wordprocessingGroup" xmlns:wpi="http://schemas.microsoft.com/office/word/2010/wordprocessingInk" xmlns:wne="http://schemas.microsoft.com/office/word/2006/wordml" xmlns:wps="http://schemas.microsoft.com/office/word/2010/wordprocessingShape" mc:Ignorable="w14 w15 w16se w16cid w16 w16cex w16sdtdh w16sdtfl w16du wp14">
+<w:ftr xmlns:wpc="http://schemas.microsoft.com/office/word/2010/wordprocessingCanvas" xmlns:cx="http://schemas.microsoft.com/office/drawing/2014/chartex" xmlns:cx1="http://schemas.microsoft.com/office/drawing/2015/9/8/chartex" xmlns:cx2="http://schemas.microsoft.com/office/drawing/2015/10/21/chartex" xmlns:cx3="http://schemas.microsoft.com/office/drawing/2016/5/9/chartex" xmlns:cx4="http://schemas.microsoft.com/office/drawing/2016/5/10/chartex" xmlns:cx5="http://schemas.microsoft.com/office/drawing/2016/5/11/chartex" xmlns:cx6="http://schemas.microsoft.com/office/drawing/2016/5/12/chartex" xmlns:cx7="http://schemas.microsoft.com/office/drawing/2016/5/13/chartex" xmlns:cx8="http://schemas.microsoft.com/office/drawing/2016/5/14/chartex" xmlns:mc="http://schemas.openxmlformats.org/markup-compatibility/2006" xmlns:aink="http://schemas.microsoft.com/office/drawing/2016/ink" xmlns:am3d="http://schemas.microsoft.com/office/drawing/2017/model3d" xmlns:o="urn:schemas-microsoft-com:office:office" xmlns:oel="http://schemas.microsoft.com/office/2019/extlst" xmlns:r="http://schemas.openxmlformats.org/officeDocument/2006/relationships" xmlns:m="http://schemas.openxmlformats.org/officeDocument/2006/math" xmlns:v="urn:schemas-microsoft-com:vml" xmlns:wp14="http://schemas.microsoft.com/office/word/2010/wordprocessingDrawing" xmlns:wp="http://schemas.openxmlformats.org/drawingml/2006/wordprocessingDrawing" xmlns:w10="urn:schemas-microsoft-com:office:word" xmlns:w="http://schemas.openxmlformats.org/wordprocessingml/2006/main" xmlns:w14="http://schemas.microsoft.com/office/word/2010/wordml" xmlns:w15="http://schemas.microsoft.com/office/word/2012/wordml" xmlns:w16cex="http://schemas.microsoft.com/office/word/2018/wordml/cex" xmlns:w16cid="http://schemas.microsoft.com/office/word/2016/wordml/cid" xmlns:w16="http://schemas.microsoft.com/office/word/2018/wordml" xmlns:w16du="http://schemas.microsoft.com/office/word/2023/wordml/word16du" xmlns:w16sdtdh="http://schemas.microsoft.com/office/word/2020/wordml/sdtdatahash" xmlns:w16sdtfl="http://schemas.microsoft.com/office/word/2024/wordml/sdtformatlock" xmlns:w16se="http://schemas.microsoft.com/office/word/2015/wordml/symex" xmlns:wpg="http://schemas.microsoft.com/office/word/2010/wordprocessingGroup" xmlns:wpi="http://schemas.microsoft.com/office/word/2010/wordprocessingInk" xmlns:wne="http://schemas.microsoft.com/office/word/2006/wordml" xmlns:wps="http://schemas.microsoft.com/office/word/2010/wordprocessingShape" mc:Ignorable="w14 w15 w16se w16cid w16 w16cex w16sdtdh w16sdtfl w16du wp14">
   <w:p>
     <w:pPr>
       <w:pBdr>
@@ -5081,7 +6161,7 @@
 </file>
 
 <file path=word/footnotes.xml><?xml version="1.0" encoding="utf-8"?>
-<w:footnotes xmlns:wpc="http://schemas.microsoft.com/office/word/2010/wordprocessingCanvas" xmlns:cx="http://schemas.microsoft.com/office/drawing/2014/chartex" xmlns:cx1="http://schemas.microsoft.com/office/drawing/2015/9/8/chartex" xmlns:cx2="http://schemas.microsoft.com/office/drawing/2015/10/21/chartex" xmlns:cx3="http://schemas.microsoft.com/office/drawing/2016/5/9/chartex" xmlns:cx4="http://schemas.microsoft.com/office/drawing/2016/5/10/chartex" xmlns:cx5="http://schemas.microsoft.com/office/drawing/2016/5/11/chartex" xmlns:cx6="http://schemas.microsoft.com/office/drawing/2016/5/12/chartex" xmlns:cx7="http://schemas.microsoft.com/office/drawing/2016/5/13/chartex" xmlns:cx8="http://schemas.microsoft.com/office/drawing/2016/5/14/chartex" xmlns:mc="http://schemas.openxmlformats.org/markup-compatibility/2006" xmlns:aink="http://schemas.microsoft.com/office/drawing/2016/ink" xmlns:am3d="http://schemas.microsoft.com/office/drawing/2017/model3d" xmlns:o="urn:schemas-microsoft-com:office:office" xmlns:oel="http://schemas.microsoft.com/office/2019/extlst" xmlns:r="http://schemas.openxmlformats.org/officeDocument/2006/relationships" xmlns:m="http://schemas.openxmlformats.org/officeDocument/2006/math" xmlns:v="urn:schemas-microsoft-com:vml" xmlns:wp14="http://schemas.microsoft.com/office/word/2010/wordprocessingDrawing" xmlns:wp="http://schemas.openxmlformats.org/drawingml/2006/wordprocessingDrawing" xmlns:w10="urn:schemas-microsoft-com:office:word" xmlns:w="http://schemas.openxmlformats.org/wordprocessingml/2006/main" xmlns:w14="http://schemas.microsoft.com/office/word/2010/wordml" xmlns:w15="http://schemas.microsoft.com/office/word/2012/wordml" xmlns:w16cei="http://schemas.microsoft.com/office/word/2026/wordml/cei" xmlns:w16cex="http://schemas.microsoft.com/office/word/2018/wordml/cex" xmlns:w16cid="http://schemas.microsoft.com/office/word/2016/wordml/cid" xmlns:w16="http://schemas.microsoft.com/office/word/2018/wordml" xmlns:w16du="http://schemas.microsoft.com/office/word/2023/wordml/word16du" xmlns:w16sdtdh="http://schemas.microsoft.com/office/word/2020/wordml/sdtdatahash" xmlns:w16sdtfl="http://schemas.microsoft.com/office/word/2024/wordml/sdtformatlock" xmlns:w16se="http://schemas.microsoft.com/office/word/2015/wordml/symex" xmlns:wpg="http://schemas.microsoft.com/office/word/2010/wordprocessingGroup" xmlns:wpi="http://schemas.microsoft.com/office/word/2010/wordprocessingInk" xmlns:wne="http://schemas.microsoft.com/office/word/2006/wordml" xmlns:wps="http://schemas.microsoft.com/office/word/2010/wordprocessingShape" mc:Ignorable="w14 w15 w16se w16cid w16 w16cex w16sdtdh w16sdtfl w16du wp14">
+<w:footnotes xmlns:wpc="http://schemas.microsoft.com/office/word/2010/wordprocessingCanvas" xmlns:cx="http://schemas.microsoft.com/office/drawing/2014/chartex" xmlns:cx1="http://schemas.microsoft.com/office/drawing/2015/9/8/chartex" xmlns:cx2="http://schemas.microsoft.com/office/drawing/2015/10/21/chartex" xmlns:cx3="http://schemas.microsoft.com/office/drawing/2016/5/9/chartex" xmlns:cx4="http://schemas.microsoft.com/office/drawing/2016/5/10/chartex" xmlns:cx5="http://schemas.microsoft.com/office/drawing/2016/5/11/chartex" xmlns:cx6="http://schemas.microsoft.com/office/drawing/2016/5/12/chartex" xmlns:cx7="http://schemas.microsoft.com/office/drawing/2016/5/13/chartex" xmlns:cx8="http://schemas.microsoft.com/office/drawing/2016/5/14/chartex" xmlns:mc="http://schemas.openxmlformats.org/markup-compatibility/2006" xmlns:aink="http://schemas.microsoft.com/office/drawing/2016/ink" xmlns:am3d="http://schemas.microsoft.com/office/drawing/2017/model3d" xmlns:o="urn:schemas-microsoft-com:office:office" xmlns:oel="http://schemas.microsoft.com/office/2019/extlst" xmlns:r="http://schemas.openxmlformats.org/officeDocument/2006/relationships" xmlns:m="http://schemas.openxmlformats.org/officeDocument/2006/math" xmlns:v="urn:schemas-microsoft-com:vml" xmlns:wp14="http://schemas.microsoft.com/office/word/2010/wordprocessingDrawing" xmlns:wp="http://schemas.openxmlformats.org/drawingml/2006/wordprocessingDrawing" xmlns:w10="urn:schemas-microsoft-com:office:word" xmlns:w="http://schemas.openxmlformats.org/wordprocessingml/2006/main" xmlns:w14="http://schemas.microsoft.com/office/word/2010/wordml" xmlns:w15="http://schemas.microsoft.com/office/word/2012/wordml" xmlns:w16cex="http://schemas.microsoft.com/office/word/2018/wordml/cex" xmlns:w16cid="http://schemas.microsoft.com/office/word/2016/wordml/cid" xmlns:w16="http://schemas.microsoft.com/office/word/2018/wordml" xmlns:w16du="http://schemas.microsoft.com/office/word/2023/wordml/word16du" xmlns:w16sdtdh="http://schemas.microsoft.com/office/word/2020/wordml/sdtdatahash" xmlns:w16sdtfl="http://schemas.microsoft.com/office/word/2024/wordml/sdtformatlock" xmlns:w16se="http://schemas.microsoft.com/office/word/2015/wordml/symex" xmlns:wpg="http://schemas.microsoft.com/office/word/2010/wordprocessingGroup" xmlns:wpi="http://schemas.microsoft.com/office/word/2010/wordprocessingInk" xmlns:wne="http://schemas.microsoft.com/office/word/2006/wordml" xmlns:wps="http://schemas.microsoft.com/office/word/2010/wordprocessingShape" mc:Ignorable="w14 w15 w16se w16cid w16 w16cex w16sdtdh w16sdtfl w16du wp14">
   <w:footnote w:type="separator" w:id="-1">
     <w:p>
       <w:r>
@@ -5100,13 +6180,13 @@
 </file>
 
 <file path=word/header1.xml><?xml version="1.0" encoding="utf-8"?>
-<w:hdr xmlns:wpc="http://schemas.microsoft.com/office/word/2010/wordprocessingCanvas" xmlns:cx="http://schemas.microsoft.com/office/drawing/2014/chartex" xmlns:cx1="http://schemas.microsoft.com/office/drawing/2015/9/8/chartex" xmlns:cx2="http://schemas.microsoft.com/office/drawing/2015/10/21/chartex" xmlns:cx3="http://schemas.microsoft.com/office/drawing/2016/5/9/chartex" xmlns:cx4="http://schemas.microsoft.com/office/drawing/2016/5/10/chartex" xmlns:cx5="http://schemas.microsoft.com/office/drawing/2016/5/11/chartex" xmlns:cx6="http://schemas.microsoft.com/office/drawing/2016/5/12/chartex" xmlns:cx7="http://schemas.microsoft.com/office/drawing/2016/5/13/chartex" xmlns:cx8="http://schemas.microsoft.com/office/drawing/2016/5/14/chartex" xmlns:mc="http://schemas.openxmlformats.org/markup-compatibility/2006" xmlns:aink="http://schemas.microsoft.com/office/drawing/2016/ink" xmlns:am3d="http://schemas.microsoft.com/office/drawing/2017/model3d" xmlns:o="urn:schemas-microsoft-com:office:office" xmlns:oel="http://schemas.microsoft.com/office/2019/extlst" xmlns:r="http://schemas.openxmlformats.org/officeDocument/2006/relationships" xmlns:m="http://schemas.openxmlformats.org/officeDocument/2006/math" xmlns:v="urn:schemas-microsoft-com:vml" xmlns:wp14="http://schemas.microsoft.com/office/word/2010/wordprocessingDrawing" xmlns:wp="http://schemas.openxmlformats.org/drawingml/2006/wordprocessingDrawing" xmlns:w10="urn:schemas-microsoft-com:office:word" xmlns:w="http://schemas.openxmlformats.org/wordprocessingml/2006/main" xmlns:w14="http://schemas.microsoft.com/office/word/2010/wordml" xmlns:w15="http://schemas.microsoft.com/office/word/2012/wordml" xmlns:w16cei="http://schemas.microsoft.com/office/word/2026/wordml/cei" xmlns:w16cex="http://schemas.microsoft.com/office/word/2018/wordml/cex" xmlns:w16cid="http://schemas.microsoft.com/office/word/2016/wordml/cid" xmlns:w16="http://schemas.microsoft.com/office/word/2018/wordml" xmlns:w16du="http://schemas.microsoft.com/office/word/2023/wordml/word16du" xmlns:w16sdtdh="http://schemas.microsoft.com/office/word/2020/wordml/sdtdatahash" xmlns:w16sdtfl="http://schemas.microsoft.com/office/word/2024/wordml/sdtformatlock" xmlns:w16se="http://schemas.microsoft.com/office/word/2015/wordml/symex" xmlns:wpg="http://schemas.microsoft.com/office/word/2010/wordprocessingGroup" xmlns:wpi="http://schemas.microsoft.com/office/word/2010/wordprocessingInk" xmlns:wne="http://schemas.microsoft.com/office/word/2006/wordml" xmlns:wps="http://schemas.microsoft.com/office/word/2010/wordprocessingShape" mc:Ignorable="w14 w15 w16se w16cid w16 w16cex w16sdtdh w16sdtfl w16du wp14">
+<w:hdr xmlns:wpc="http://schemas.microsoft.com/office/word/2010/wordprocessingCanvas" xmlns:cx="http://schemas.microsoft.com/office/drawing/2014/chartex" xmlns:cx1="http://schemas.microsoft.com/office/drawing/2015/9/8/chartex" xmlns:cx2="http://schemas.microsoft.com/office/drawing/2015/10/21/chartex" xmlns:cx3="http://schemas.microsoft.com/office/drawing/2016/5/9/chartex" xmlns:cx4="http://schemas.microsoft.com/office/drawing/2016/5/10/chartex" xmlns:cx5="http://schemas.microsoft.com/office/drawing/2016/5/11/chartex" xmlns:cx6="http://schemas.microsoft.com/office/drawing/2016/5/12/chartex" xmlns:cx7="http://schemas.microsoft.com/office/drawing/2016/5/13/chartex" xmlns:cx8="http://schemas.microsoft.com/office/drawing/2016/5/14/chartex" xmlns:mc="http://schemas.openxmlformats.org/markup-compatibility/2006" xmlns:aink="http://schemas.microsoft.com/office/drawing/2016/ink" xmlns:am3d="http://schemas.microsoft.com/office/drawing/2017/model3d" xmlns:o="urn:schemas-microsoft-com:office:office" xmlns:oel="http://schemas.microsoft.com/office/2019/extlst" xmlns:r="http://schemas.openxmlformats.org/officeDocument/2006/relationships" xmlns:m="http://schemas.openxmlformats.org/officeDocument/2006/math" xmlns:v="urn:schemas-microsoft-com:vml" xmlns:wp14="http://schemas.microsoft.com/office/word/2010/wordprocessingDrawing" xmlns:wp="http://schemas.openxmlformats.org/drawingml/2006/wordprocessingDrawing" xmlns:w10="urn:schemas-microsoft-com:office:word" xmlns:w="http://schemas.openxmlformats.org/wordprocessingml/2006/main" xmlns:w14="http://schemas.microsoft.com/office/word/2010/wordml" xmlns:w15="http://schemas.microsoft.com/office/word/2012/wordml" xmlns:w16cex="http://schemas.microsoft.com/office/word/2018/wordml/cex" xmlns:w16cid="http://schemas.microsoft.com/office/word/2016/wordml/cid" xmlns:w16="http://schemas.microsoft.com/office/word/2018/wordml" xmlns:w16du="http://schemas.microsoft.com/office/word/2023/wordml/word16du" xmlns:w16sdtdh="http://schemas.microsoft.com/office/word/2020/wordml/sdtdatahash" xmlns:w16sdtfl="http://schemas.microsoft.com/office/word/2024/wordml/sdtformatlock" xmlns:w16se="http://schemas.microsoft.com/office/word/2015/wordml/symex" xmlns:wpg="http://schemas.microsoft.com/office/word/2010/wordprocessingGroup" xmlns:wpi="http://schemas.microsoft.com/office/word/2010/wordprocessingInk" xmlns:wne="http://schemas.microsoft.com/office/word/2006/wordml" xmlns:wps="http://schemas.microsoft.com/office/word/2010/wordprocessingShape" mc:Ignorable="w14 w15 w16se w16cid w16 w16cex w16sdtdh w16sdtfl w16du wp14">
   <w:p/>
 </w:hdr>
 </file>
 
 <file path=word/numbering.xml><?xml version="1.0" encoding="utf-8"?>
-<w:numbering xmlns:wpc="http://schemas.microsoft.com/office/word/2010/wordprocessingCanvas" xmlns:cx="http://schemas.microsoft.com/office/drawing/2014/chartex" xmlns:cx1="http://schemas.microsoft.com/office/drawing/2015/9/8/chartex" xmlns:cx2="http://schemas.microsoft.com/office/drawing/2015/10/21/chartex" xmlns:cx3="http://schemas.microsoft.com/office/drawing/2016/5/9/chartex" xmlns:cx4="http://schemas.microsoft.com/office/drawing/2016/5/10/chartex" xmlns:cx5="http://schemas.microsoft.com/office/drawing/2016/5/11/chartex" xmlns:cx6="http://schemas.microsoft.com/office/drawing/2016/5/12/chartex" xmlns:cx7="http://schemas.microsoft.com/office/drawing/2016/5/13/chartex" xmlns:cx8="http://schemas.microsoft.com/office/drawing/2016/5/14/chartex" xmlns:mc="http://schemas.openxmlformats.org/markup-compatibility/2006" xmlns:aink="http://schemas.microsoft.com/office/drawing/2016/ink" xmlns:am3d="http://schemas.microsoft.com/office/drawing/2017/model3d" xmlns:o="urn:schemas-microsoft-com:office:office" xmlns:oel="http://schemas.microsoft.com/office/2019/extlst" xmlns:r="http://schemas.openxmlformats.org/officeDocument/2006/relationships" xmlns:m="http://schemas.openxmlformats.org/officeDocument/2006/math" xmlns:v="urn:schemas-microsoft-com:vml" xmlns:wp14="http://schemas.microsoft.com/office/word/2010/wordprocessingDrawing" xmlns:wp="http://schemas.openxmlformats.org/drawingml/2006/wordprocessingDrawing" xmlns:w10="urn:schemas-microsoft-com:office:word" xmlns:w="http://schemas.openxmlformats.org/wordprocessingml/2006/main" xmlns:w14="http://schemas.microsoft.com/office/word/2010/wordml" xmlns:w15="http://schemas.microsoft.com/office/word/2012/wordml" xmlns:w16cei="http://schemas.microsoft.com/office/word/2026/wordml/cei" xmlns:w16cex="http://schemas.microsoft.com/office/word/2018/wordml/cex" xmlns:w16cid="http://schemas.microsoft.com/office/word/2016/wordml/cid" xmlns:w16="http://schemas.microsoft.com/office/word/2018/wordml" xmlns:w16du="http://schemas.microsoft.com/office/word/2023/wordml/word16du" xmlns:w16sdtdh="http://schemas.microsoft.com/office/word/2020/wordml/sdtdatahash" xmlns:w16sdtfl="http://schemas.microsoft.com/office/word/2024/wordml/sdtformatlock" xmlns:w16se="http://schemas.microsoft.com/office/word/2015/wordml/symex" xmlns:wpg="http://schemas.microsoft.com/office/word/2010/wordprocessingGroup" xmlns:wpi="http://schemas.microsoft.com/office/word/2010/wordprocessingInk" xmlns:wne="http://schemas.microsoft.com/office/word/2006/wordml" xmlns:wps="http://schemas.microsoft.com/office/word/2010/wordprocessingShape" mc:Ignorable="w14 w15 w16se w16cid w16 w16cex w16sdtdh w16sdtfl w16du wp14">
+<w:numbering xmlns:wpc="http://schemas.microsoft.com/office/word/2010/wordprocessingCanvas" xmlns:cx="http://schemas.microsoft.com/office/drawing/2014/chartex" xmlns:cx1="http://schemas.microsoft.com/office/drawing/2015/9/8/chartex" xmlns:cx2="http://schemas.microsoft.com/office/drawing/2015/10/21/chartex" xmlns:cx3="http://schemas.microsoft.com/office/drawing/2016/5/9/chartex" xmlns:cx4="http://schemas.microsoft.com/office/drawing/2016/5/10/chartex" xmlns:cx5="http://schemas.microsoft.com/office/drawing/2016/5/11/chartex" xmlns:cx6="http://schemas.microsoft.com/office/drawing/2016/5/12/chartex" xmlns:cx7="http://schemas.microsoft.com/office/drawing/2016/5/13/chartex" xmlns:cx8="http://schemas.microsoft.com/office/drawing/2016/5/14/chartex" xmlns:mc="http://schemas.openxmlformats.org/markup-compatibility/2006" xmlns:aink="http://schemas.microsoft.com/office/drawing/2016/ink" xmlns:am3d="http://schemas.microsoft.com/office/drawing/2017/model3d" xmlns:o="urn:schemas-microsoft-com:office:office" xmlns:oel="http://schemas.microsoft.com/office/2019/extlst" xmlns:r="http://schemas.openxmlformats.org/officeDocument/2006/relationships" xmlns:m="http://schemas.openxmlformats.org/officeDocument/2006/math" xmlns:v="urn:schemas-microsoft-com:vml" xmlns:wp14="http://schemas.microsoft.com/office/word/2010/wordprocessingDrawing" xmlns:wp="http://schemas.openxmlformats.org/drawingml/2006/wordprocessingDrawing" xmlns:w10="urn:schemas-microsoft-com:office:word" xmlns:w="http://schemas.openxmlformats.org/wordprocessingml/2006/main" xmlns:w14="http://schemas.microsoft.com/office/word/2010/wordml" xmlns:w15="http://schemas.microsoft.com/office/word/2012/wordml" xmlns:w16cex="http://schemas.microsoft.com/office/word/2018/wordml/cex" xmlns:w16cid="http://schemas.microsoft.com/office/word/2016/wordml/cid" xmlns:w16="http://schemas.microsoft.com/office/word/2018/wordml" xmlns:w16du="http://schemas.microsoft.com/office/word/2023/wordml/word16du" xmlns:w16sdtdh="http://schemas.microsoft.com/office/word/2020/wordml/sdtdatahash" xmlns:w16sdtfl="http://schemas.microsoft.com/office/word/2024/wordml/sdtformatlock" xmlns:w16se="http://schemas.microsoft.com/office/word/2015/wordml/symex" xmlns:wpg="http://schemas.microsoft.com/office/word/2010/wordprocessingGroup" xmlns:wpi="http://schemas.microsoft.com/office/word/2010/wordprocessingInk" xmlns:wne="http://schemas.microsoft.com/office/word/2006/wordml" xmlns:wps="http://schemas.microsoft.com/office/word/2010/wordprocessingShape" mc:Ignorable="w14 w15 w16se w16cid w16 w16cex w16sdtdh w16sdtfl w16du wp14">
   <w:abstractNum w:abstractNumId="0" w15:restartNumberingAfterBreak="0">
     <w:nsid w:val="14507C30"/>
     <w:multiLevelType w:val="multilevel"/>
@@ -7169,6 +8249,7 @@
   <w:style w:type="character" w:default="1" w:styleId="a0">
     <w:name w:val="Default Paragraph Font"/>
     <w:uiPriority w:val="1"/>
+    <w:semiHidden/>
     <w:unhideWhenUsed/>
   </w:style>
   <w:style w:type="table" w:default="1" w:styleId="a1">
